--- a/public/cv/Programador web - Pedro Simón Resumen CV.docx
+++ b/public/cv/Programador web - Pedro Simón Resumen CV.docx
@@ -158,7 +158,7 @@
                 <w:sz w:val="24"/>
                 <w:szCs w:val="24"/>
               </w:rPr>
-              <w:t>Me especializo en el desarrollo de aplicaciones web y videojuegos;</w:t>
+              <w:t>Me especializo en el desarrollo de aplicaciones web;</w:t>
             </w:r>
             <w:r>
               <w:rPr>
@@ -178,51 +178,7 @@
                 <w:sz w:val="24"/>
                 <w:szCs w:val="24"/>
               </w:rPr>
-              <w:t xml:space="preserve">actualmente trabajo como programador </w:t>
-            </w:r>
-            <w:proofErr w:type="spellStart"/>
-            <w:r>
-              <w:rPr>
-                <w:rFonts w:ascii="Nunito" w:eastAsiaTheme="minorEastAsia" w:hAnsi="Nunito" w:cs="Calibri"/>
-                <w:b w:val="0"/>
-                <w:caps w:val="0"/>
-                <w:sz w:val="24"/>
-                <w:szCs w:val="24"/>
-              </w:rPr>
-              <w:t>frontend</w:t>
-            </w:r>
-            <w:proofErr w:type="spellEnd"/>
-            <w:r>
-              <w:rPr>
-                <w:rFonts w:ascii="Nunito" w:eastAsiaTheme="minorEastAsia" w:hAnsi="Nunito" w:cs="Calibri"/>
-                <w:b w:val="0"/>
-                <w:caps w:val="0"/>
-                <w:sz w:val="24"/>
-                <w:szCs w:val="24"/>
-              </w:rPr>
-              <w:t xml:space="preserve"> con </w:t>
-            </w:r>
-            <w:proofErr w:type="spellStart"/>
-            <w:r>
-              <w:rPr>
-                <w:rFonts w:ascii="Nunito" w:eastAsiaTheme="minorEastAsia" w:hAnsi="Nunito" w:cs="Calibri"/>
-                <w:b w:val="0"/>
-                <w:caps w:val="0"/>
-                <w:sz w:val="24"/>
-                <w:szCs w:val="24"/>
-              </w:rPr>
-              <w:t>React</w:t>
-            </w:r>
-            <w:proofErr w:type="spellEnd"/>
-            <w:r>
-              <w:rPr>
-                <w:rFonts w:ascii="Nunito" w:eastAsiaTheme="minorEastAsia" w:hAnsi="Nunito" w:cs="Calibri"/>
-                <w:b w:val="0"/>
-                <w:caps w:val="0"/>
-                <w:sz w:val="24"/>
-                <w:szCs w:val="24"/>
-              </w:rPr>
-              <w:t xml:space="preserve"> y Angular</w:t>
+              <w:t>actualmente trabajo como programador frontend con React y Angular</w:t>
             </w:r>
             <w:r>
               <w:rPr>
@@ -426,23 +382,7 @@
                 <w:rFonts w:ascii="Nunito" w:hAnsi="Nunito" w:cs="Calibri"/>
                 <w:sz w:val="22"/>
               </w:rPr>
-              <w:t xml:space="preserve">Posteriormente, amplié mi experiencia hacia el desarrollo web, adquiriendo habilidades en </w:t>
-            </w:r>
-            <w:proofErr w:type="spellStart"/>
-            <w:r>
-              <w:rPr>
-                <w:rFonts w:ascii="Nunito" w:hAnsi="Nunito" w:cs="Calibri"/>
-                <w:sz w:val="22"/>
-              </w:rPr>
-              <w:t>backend</w:t>
-            </w:r>
-            <w:proofErr w:type="spellEnd"/>
-            <w:r>
-              <w:rPr>
-                <w:rFonts w:ascii="Nunito" w:hAnsi="Nunito" w:cs="Calibri"/>
-                <w:sz w:val="22"/>
-              </w:rPr>
-              <w:t xml:space="preserve"> con </w:t>
+              <w:t xml:space="preserve">Posteriormente, amplié mi experiencia hacia el desarrollo web, adquiriendo habilidades en backend con </w:t>
             </w:r>
             <w:r>
               <w:rPr>
@@ -458,25 +398,8 @@
                 <w:rFonts w:ascii="Nunito" w:hAnsi="Nunito" w:cs="Calibri"/>
                 <w:sz w:val="22"/>
               </w:rPr>
-              <w:t xml:space="preserve">, así como en </w:t>
+              <w:t xml:space="preserve">, así como en frontend con </w:t>
             </w:r>
-            <w:proofErr w:type="spellStart"/>
-            <w:r>
-              <w:rPr>
-                <w:rFonts w:ascii="Nunito" w:hAnsi="Nunito" w:cs="Calibri"/>
-                <w:sz w:val="22"/>
-              </w:rPr>
-              <w:t>frontend</w:t>
-            </w:r>
-            <w:proofErr w:type="spellEnd"/>
-            <w:r>
-              <w:rPr>
-                <w:rFonts w:ascii="Nunito" w:hAnsi="Nunito" w:cs="Calibri"/>
-                <w:sz w:val="22"/>
-              </w:rPr>
-              <w:t xml:space="preserve"> con </w:t>
-            </w:r>
-            <w:proofErr w:type="spellStart"/>
             <w:r>
               <w:rPr>
                 <w:rFonts w:ascii="Nunito" w:hAnsi="Nunito" w:cs="Calibri"/>
@@ -484,17 +407,7 @@
                 <w:bCs/>
                 <w:sz w:val="22"/>
               </w:rPr>
-              <w:t>React</w:t>
-            </w:r>
-            <w:proofErr w:type="spellEnd"/>
-            <w:r>
-              <w:rPr>
-                <w:rFonts w:ascii="Nunito" w:hAnsi="Nunito" w:cs="Calibri"/>
-                <w:b/>
-                <w:bCs/>
-                <w:sz w:val="22"/>
-              </w:rPr>
-              <w:t xml:space="preserve"> y Angular</w:t>
+              <w:t>React y Angular</w:t>
             </w:r>
             <w:r>
               <w:rPr>
@@ -585,51 +498,7 @@
                   <w:sz w:val="20"/>
                   <w:szCs w:val="20"/>
                 </w:rPr>
-                <w:t>linkedin.com/in/pedro-</w:t>
-              </w:r>
-              <w:proofErr w:type="spellStart"/>
-              <w:r>
-                <w:rPr>
-                  <w:rStyle w:val="Hyperlink"/>
-                  <w:rFonts w:ascii="Nunito" w:hAnsi="Nunito" w:cs="Calibri"/>
-                  <w:color w:val="1D4938"/>
-                  <w:sz w:val="20"/>
-                  <w:szCs w:val="20"/>
-                </w:rPr>
-                <w:t>diter</w:t>
-              </w:r>
-              <w:proofErr w:type="spellEnd"/>
-              <w:r>
-                <w:rPr>
-                  <w:rStyle w:val="Hyperlink"/>
-                  <w:rFonts w:ascii="Nunito" w:hAnsi="Nunito" w:cs="Calibri"/>
-                  <w:color w:val="1D4938"/>
-                  <w:sz w:val="20"/>
-                  <w:szCs w:val="20"/>
-                </w:rPr>
-                <w:t>-</w:t>
-              </w:r>
-              <w:proofErr w:type="spellStart"/>
-              <w:r>
-                <w:rPr>
-                  <w:rStyle w:val="Hyperlink"/>
-                  <w:rFonts w:ascii="Nunito" w:hAnsi="Nunito" w:cs="Calibri"/>
-                  <w:color w:val="1D4938"/>
-                  <w:sz w:val="20"/>
-                  <w:szCs w:val="20"/>
-                </w:rPr>
-                <w:t>simon</w:t>
-              </w:r>
-              <w:proofErr w:type="spellEnd"/>
-              <w:r>
-                <w:rPr>
-                  <w:rStyle w:val="Hyperlink"/>
-                  <w:rFonts w:ascii="Nunito" w:hAnsi="Nunito" w:cs="Calibri"/>
-                  <w:color w:val="1D4938"/>
-                  <w:sz w:val="20"/>
-                  <w:szCs w:val="20"/>
-                </w:rPr>
-                <w:t>/</w:t>
+                <w:t>linkedin.com/in/pedro-diter-simon/</w:t>
               </w:r>
             </w:hyperlink>
           </w:p>
@@ -806,7 +675,6 @@
                 <w:szCs w:val="24"/>
               </w:rPr>
             </w:pPr>
-            <w:proofErr w:type="spellStart"/>
             <w:r>
               <w:rPr>
                 <w:rFonts w:ascii="Nunito" w:eastAsiaTheme="minorEastAsia" w:hAnsi="Nunito" w:cs="Calibri"/>
@@ -825,9 +693,8 @@
                 <w:sz w:val="24"/>
                 <w:szCs w:val="24"/>
               </w:rPr>
-              <w:t>rontend</w:t>
+              <w:t>rontend: HTML, CSS, JavaScript, TypeScript, React, Angular (PrimeNG, RxJs), tailwindcss</w:t>
             </w:r>
-            <w:proofErr w:type="spellEnd"/>
             <w:r>
               <w:rPr>
                 <w:rFonts w:ascii="Nunito" w:eastAsiaTheme="minorEastAsia" w:hAnsi="Nunito" w:cs="Calibri"/>
@@ -836,139 +703,7 @@
                 <w:sz w:val="24"/>
                 <w:szCs w:val="24"/>
               </w:rPr>
-              <w:t xml:space="preserve">: HTML, CSS, JavaScript, </w:t>
-            </w:r>
-            <w:proofErr w:type="spellStart"/>
-            <w:r>
-              <w:rPr>
-                <w:rFonts w:ascii="Nunito" w:eastAsiaTheme="minorEastAsia" w:hAnsi="Nunito" w:cs="Calibri"/>
-                <w:b w:val="0"/>
-                <w:caps w:val="0"/>
-                <w:sz w:val="24"/>
-                <w:szCs w:val="24"/>
-              </w:rPr>
-              <w:t>TypeScript</w:t>
-            </w:r>
-            <w:proofErr w:type="spellEnd"/>
-            <w:r>
-              <w:rPr>
-                <w:rFonts w:ascii="Nunito" w:eastAsiaTheme="minorEastAsia" w:hAnsi="Nunito" w:cs="Calibri"/>
-                <w:b w:val="0"/>
-                <w:caps w:val="0"/>
-                <w:sz w:val="24"/>
-                <w:szCs w:val="24"/>
-              </w:rPr>
-              <w:t xml:space="preserve">, </w:t>
-            </w:r>
-            <w:proofErr w:type="spellStart"/>
-            <w:r>
-              <w:rPr>
-                <w:rFonts w:ascii="Nunito" w:eastAsiaTheme="minorEastAsia" w:hAnsi="Nunito" w:cs="Calibri"/>
-                <w:b w:val="0"/>
-                <w:caps w:val="0"/>
-                <w:sz w:val="24"/>
-                <w:szCs w:val="24"/>
-              </w:rPr>
-              <w:t>React</w:t>
-            </w:r>
-            <w:proofErr w:type="spellEnd"/>
-            <w:r>
-              <w:rPr>
-                <w:rFonts w:ascii="Nunito" w:eastAsiaTheme="minorEastAsia" w:hAnsi="Nunito" w:cs="Calibri"/>
-                <w:b w:val="0"/>
-                <w:caps w:val="0"/>
-                <w:sz w:val="24"/>
-                <w:szCs w:val="24"/>
-              </w:rPr>
-              <w:t>, Angular (</w:t>
-            </w:r>
-            <w:proofErr w:type="spellStart"/>
-            <w:r>
-              <w:rPr>
-                <w:rFonts w:ascii="Nunito" w:eastAsiaTheme="minorEastAsia" w:hAnsi="Nunito" w:cs="Calibri"/>
-                <w:b w:val="0"/>
-                <w:caps w:val="0"/>
-                <w:sz w:val="24"/>
-                <w:szCs w:val="24"/>
-              </w:rPr>
-              <w:t>PrimeNG</w:t>
-            </w:r>
-            <w:proofErr w:type="spellEnd"/>
-            <w:r>
-              <w:rPr>
-                <w:rFonts w:ascii="Nunito" w:eastAsiaTheme="minorEastAsia" w:hAnsi="Nunito" w:cs="Calibri"/>
-                <w:b w:val="0"/>
-                <w:caps w:val="0"/>
-                <w:sz w:val="24"/>
-                <w:szCs w:val="24"/>
-              </w:rPr>
-              <w:t xml:space="preserve">, </w:t>
-            </w:r>
-            <w:proofErr w:type="spellStart"/>
-            <w:r>
-              <w:rPr>
-                <w:rFonts w:ascii="Nunito" w:eastAsiaTheme="minorEastAsia" w:hAnsi="Nunito" w:cs="Calibri"/>
-                <w:b w:val="0"/>
-                <w:caps w:val="0"/>
-                <w:sz w:val="24"/>
-                <w:szCs w:val="24"/>
-              </w:rPr>
-              <w:t>RxJs</w:t>
-            </w:r>
-            <w:proofErr w:type="spellEnd"/>
-            <w:r>
-              <w:rPr>
-                <w:rFonts w:ascii="Nunito" w:eastAsiaTheme="minorEastAsia" w:hAnsi="Nunito" w:cs="Calibri"/>
-                <w:b w:val="0"/>
-                <w:caps w:val="0"/>
-                <w:sz w:val="24"/>
-                <w:szCs w:val="24"/>
-              </w:rPr>
-              <w:t xml:space="preserve">), </w:t>
-            </w:r>
-            <w:proofErr w:type="spellStart"/>
-            <w:r>
-              <w:rPr>
-                <w:rFonts w:ascii="Nunito" w:eastAsiaTheme="minorEastAsia" w:hAnsi="Nunito" w:cs="Calibri"/>
-                <w:b w:val="0"/>
-                <w:caps w:val="0"/>
-                <w:sz w:val="24"/>
-                <w:szCs w:val="24"/>
-              </w:rPr>
-              <w:t>tailwindcss</w:t>
-            </w:r>
-            <w:proofErr w:type="spellEnd"/>
-            <w:r>
-              <w:rPr>
-                <w:rFonts w:ascii="Nunito" w:eastAsiaTheme="minorEastAsia" w:hAnsi="Nunito" w:cs="Calibri"/>
-                <w:b w:val="0"/>
-                <w:caps w:val="0"/>
-                <w:sz w:val="24"/>
-                <w:szCs w:val="24"/>
-              </w:rPr>
-              <w:t xml:space="preserve">, Aprendiendo </w:t>
-            </w:r>
-            <w:proofErr w:type="spellStart"/>
-            <w:r>
-              <w:rPr>
-                <w:rFonts w:ascii="Nunito" w:eastAsiaTheme="minorEastAsia" w:hAnsi="Nunito" w:cs="Calibri"/>
-                <w:b w:val="0"/>
-                <w:caps w:val="0"/>
-                <w:sz w:val="24"/>
-                <w:szCs w:val="24"/>
-              </w:rPr>
-              <w:t>NextJs</w:t>
-            </w:r>
-            <w:proofErr w:type="spellEnd"/>
-            <w:r>
-              <w:rPr>
-                <w:rFonts w:ascii="Nunito" w:eastAsiaTheme="minorEastAsia" w:hAnsi="Nunito" w:cs="Calibri"/>
-                <w:b w:val="0"/>
-                <w:caps w:val="0"/>
-                <w:sz w:val="24"/>
-                <w:szCs w:val="24"/>
-              </w:rPr>
-              <w:t>.</w:t>
+              <w:t>, Aprendiendo NextJs.</w:t>
             </w:r>
           </w:p>
           <w:p>
@@ -990,7 +725,6 @@
                 <w:szCs w:val="24"/>
               </w:rPr>
             </w:pPr>
-            <w:proofErr w:type="spellStart"/>
             <w:r>
               <w:rPr>
                 <w:rFonts w:ascii="Nunito" w:eastAsiaTheme="minorEastAsia" w:hAnsi="Nunito" w:cs="Calibri"/>
@@ -999,51 +733,7 @@
                 <w:sz w:val="24"/>
                 <w:szCs w:val="24"/>
               </w:rPr>
-              <w:t>Backend</w:t>
-            </w:r>
-            <w:proofErr w:type="spellEnd"/>
-            <w:r>
-              <w:rPr>
-                <w:rFonts w:ascii="Nunito" w:eastAsiaTheme="minorEastAsia" w:hAnsi="Nunito" w:cs="Calibri"/>
-                <w:b w:val="0"/>
-                <w:caps w:val="0"/>
-                <w:sz w:val="24"/>
-                <w:szCs w:val="24"/>
-              </w:rPr>
-              <w:t xml:space="preserve">: C# con ASP.NET y </w:t>
-            </w:r>
-            <w:proofErr w:type="spellStart"/>
-            <w:r>
-              <w:rPr>
-                <w:rFonts w:ascii="Nunito" w:eastAsiaTheme="minorEastAsia" w:hAnsi="Nunito" w:cs="Calibri"/>
-                <w:b w:val="0"/>
-                <w:caps w:val="0"/>
-                <w:sz w:val="24"/>
-                <w:szCs w:val="24"/>
-              </w:rPr>
-              <w:t>EntityFramework</w:t>
-            </w:r>
-            <w:proofErr w:type="spellEnd"/>
-            <w:r>
-              <w:rPr>
-                <w:rFonts w:ascii="Nunito" w:eastAsiaTheme="minorEastAsia" w:hAnsi="Nunito" w:cs="Calibri"/>
-                <w:b w:val="0"/>
-                <w:caps w:val="0"/>
-                <w:sz w:val="24"/>
-                <w:szCs w:val="24"/>
-              </w:rPr>
-              <w:t xml:space="preserve">, </w:t>
-            </w:r>
-            <w:proofErr w:type="spellStart"/>
-            <w:r>
-              <w:rPr>
-                <w:rFonts w:ascii="Nunito" w:eastAsiaTheme="minorEastAsia" w:hAnsi="Nunito" w:cs="Calibri"/>
-                <w:b w:val="0"/>
-                <w:caps w:val="0"/>
-                <w:sz w:val="24"/>
-                <w:szCs w:val="24"/>
-              </w:rPr>
-              <w:t>NodeJ</w:t>
+              <w:t>Backend: C# con ASP.NET y EntityFramework, NodeJ</w:t>
             </w:r>
             <w:r>
               <w:rPr>
@@ -1055,7 +745,6 @@
               </w:rPr>
               <w:t>s</w:t>
             </w:r>
-            <w:proofErr w:type="spellEnd"/>
             <w:r>
               <w:rPr>
                 <w:rFonts w:ascii="Nunito" w:eastAsiaTheme="minorEastAsia" w:hAnsi="Nunito" w:cs="Calibri"/>
@@ -1137,20 +826,8 @@
                 <w:sz w:val="24"/>
                 <w:szCs w:val="24"/>
               </w:rPr>
-              <w:t xml:space="preserve">CI/CD con GitHub </w:t>
+              <w:t>CI/CD con GitHub Actions</w:t>
             </w:r>
-            <w:proofErr w:type="spellStart"/>
-            <w:r>
-              <w:rPr>
-                <w:rFonts w:ascii="Nunito" w:eastAsiaTheme="minorEastAsia" w:hAnsi="Nunito" w:cs="Calibri"/>
-                <w:b w:val="0"/>
-                <w:caps w:val="0"/>
-                <w:sz w:val="24"/>
-                <w:szCs w:val="24"/>
-              </w:rPr>
-              <w:t>Actions</w:t>
-            </w:r>
-            <w:proofErr w:type="spellEnd"/>
             <w:r>
               <w:rPr>
                 <w:rFonts w:ascii="Nunito" w:eastAsiaTheme="minorEastAsia" w:hAnsi="Nunito" w:cs="Calibri"/>
@@ -1214,7 +891,6 @@
               </w:rPr>
               <w:t xml:space="preserve">SOLID, </w:t>
             </w:r>
-            <w:proofErr w:type="spellStart"/>
             <w:r>
               <w:rPr>
                 <w:rFonts w:ascii="Nunito" w:eastAsiaTheme="minorEastAsia" w:hAnsi="Nunito" w:cs="Calibri"/>
@@ -1223,20 +899,8 @@
                 <w:sz w:val="24"/>
                 <w:szCs w:val="24"/>
               </w:rPr>
-              <w:t>Clean</w:t>
+              <w:t xml:space="preserve">Clean </w:t>
             </w:r>
-            <w:proofErr w:type="spellEnd"/>
-            <w:r>
-              <w:rPr>
-                <w:rFonts w:ascii="Nunito" w:eastAsiaTheme="minorEastAsia" w:hAnsi="Nunito" w:cs="Calibri"/>
-                <w:b w:val="0"/>
-                <w:caps w:val="0"/>
-                <w:sz w:val="24"/>
-                <w:szCs w:val="24"/>
-              </w:rPr>
-              <w:t xml:space="preserve"> </w:t>
-            </w:r>
-            <w:proofErr w:type="spellStart"/>
             <w:r>
               <w:rPr>
                 <w:rFonts w:ascii="Nunito" w:eastAsiaTheme="minorEastAsia" w:hAnsi="Nunito" w:cs="Calibri"/>
@@ -1257,7 +921,6 @@
               </w:rPr>
               <w:t>e</w:t>
             </w:r>
-            <w:proofErr w:type="spellEnd"/>
             <w:r>
               <w:rPr>
                 <w:rFonts w:ascii="Nunito" w:eastAsiaTheme="minorEastAsia" w:hAnsi="Nunito" w:cs="Calibri"/>
@@ -1278,7 +941,6 @@
               </w:rPr>
               <w:t xml:space="preserve">orientada a </w:t>
             </w:r>
-            <w:proofErr w:type="spellStart"/>
             <w:r>
               <w:rPr>
                 <w:rFonts w:ascii="Nunito" w:eastAsiaTheme="minorEastAsia" w:hAnsi="Nunito" w:cs="Calibri"/>
@@ -1299,7 +961,6 @@
               </w:rPr>
               <w:t>s</w:t>
             </w:r>
-            <w:proofErr w:type="spellEnd"/>
             <w:r>
               <w:rPr>
                 <w:rFonts w:ascii="Nunito" w:eastAsiaTheme="minorEastAsia" w:hAnsi="Nunito" w:cs="Calibri"/>
@@ -1362,29 +1023,7 @@
                 <w:sz w:val="24"/>
                 <w:szCs w:val="24"/>
               </w:rPr>
-              <w:t xml:space="preserve">Desarrollador </w:t>
-            </w:r>
-            <w:proofErr w:type="spellStart"/>
-            <w:r>
-              <w:rPr>
-                <w:rFonts w:ascii="Nunito" w:eastAsiaTheme="minorEastAsia" w:hAnsi="Nunito" w:cs="Calibri"/>
-                <w:b w:val="0"/>
-                <w:caps w:val="0"/>
-                <w:sz w:val="24"/>
-                <w:szCs w:val="24"/>
-              </w:rPr>
-              <w:t>Frontend</w:t>
-            </w:r>
-            <w:proofErr w:type="spellEnd"/>
-            <w:r>
-              <w:rPr>
-                <w:rFonts w:ascii="Nunito" w:eastAsiaTheme="minorEastAsia" w:hAnsi="Nunito" w:cs="Calibri"/>
-                <w:b w:val="0"/>
-                <w:caps w:val="0"/>
-                <w:sz w:val="24"/>
-                <w:szCs w:val="24"/>
-              </w:rPr>
-              <w:t xml:space="preserve"> en Chango Consultora </w:t>
+              <w:t xml:space="preserve">Desarrollador Frontend en Chango Consultora </w:t>
             </w:r>
             <w:r>
               <w:rPr>
@@ -1511,29 +1150,7 @@
                 <w:sz w:val="24"/>
                 <w:szCs w:val="24"/>
               </w:rPr>
-              <w:t xml:space="preserve">esarrollo de aplicaciones web con </w:t>
-            </w:r>
-            <w:proofErr w:type="spellStart"/>
-            <w:r>
-              <w:rPr>
-                <w:rFonts w:ascii="Nunito" w:eastAsiaTheme="minorEastAsia" w:hAnsi="Nunito" w:cs="Calibri"/>
-                <w:b w:val="0"/>
-                <w:caps w:val="0"/>
-                <w:sz w:val="24"/>
-                <w:szCs w:val="24"/>
-              </w:rPr>
-              <w:t>React</w:t>
-            </w:r>
-            <w:proofErr w:type="spellEnd"/>
-            <w:r>
-              <w:rPr>
-                <w:rFonts w:ascii="Nunito" w:eastAsiaTheme="minorEastAsia" w:hAnsi="Nunito" w:cs="Calibri"/>
-                <w:b w:val="0"/>
-                <w:caps w:val="0"/>
-                <w:sz w:val="24"/>
-                <w:szCs w:val="24"/>
-              </w:rPr>
-              <w:t xml:space="preserve"> y Angular en un entorno remoto full-time</w:t>
+              <w:t>esarrollo de aplicaciones web con React y Angular en un entorno remoto full-time</w:t>
             </w:r>
             <w:r>
               <w:rPr>
@@ -31151,6 +30768,7 @@
     <w:rsid w:val="00084D77"/>
     <w:rsid w:val="00093AA8"/>
     <w:rsid w:val="00164FDA"/>
+    <w:rsid w:val="001F52A2"/>
     <w:rsid w:val="00270D34"/>
     <w:rsid w:val="002B2ECE"/>
     <w:rsid w:val="002F4B52"/>
@@ -31160,6 +30778,7 @@
     <w:rsid w:val="003B25E8"/>
     <w:rsid w:val="00424B4F"/>
     <w:rsid w:val="00584650"/>
+    <w:rsid w:val="006B5909"/>
     <w:rsid w:val="007B53DB"/>
     <w:rsid w:val="007B548E"/>
     <w:rsid w:val="007C7EB5"/>
@@ -31955,6 +31574,14 @@
 </file>
 
 <file path=customXml/item1.xml><?xml version="1.0" encoding="utf-8"?>
+<p:properties xmlns:p="http://schemas.microsoft.com/office/2006/metadata/properties" xmlns:xsi="http://www.w3.org/2001/XMLSchema-instance" xmlns:pc="http://schemas.microsoft.com/office/infopath/2007/PartnerControls">
+  <documentManagement>
+    <MediaServiceKeyPoints xmlns="71af3243-3dd4-4a8d-8c0d-dd76da1f02a5" xsi:nil="true"/>
+  </documentManagement>
+</p:properties>
+</file>
+
+<file path=customXml/item2.xml><?xml version="1.0" encoding="utf-8"?>
 <ct:contentTypeSchema xmlns:ct="http://schemas.microsoft.com/office/2006/metadata/contentType" xmlns:ma="http://schemas.microsoft.com/office/2006/metadata/properties/metaAttributes" ct:_="" ma:_="" ma:contentTypeName="Document" ma:contentTypeID="0x01010079F111ED35F8CC479449609E8A0923A6" ma:contentTypeVersion="11" ma:contentTypeDescription="Create a new document." ma:contentTypeScope="" ma:versionID="1c2eb7a32e66fb6e4260f3771546a5e2">
   <xsd:schema xmlns:xsd="http://www.w3.org/2001/XMLSchema" xmlns:xs="http://www.w3.org/2001/XMLSchema" xmlns:p="http://schemas.microsoft.com/office/2006/metadata/properties" xmlns:ns2="71af3243-3dd4-4a8d-8c0d-dd76da1f02a5" xmlns:ns3="16c05727-aa75-4e4a-9b5f-8a80a1165891" targetNamespace="http://schemas.microsoft.com/office/2006/metadata/properties" ma:root="true" ma:fieldsID="04e1f6479c48b08974ba73b5ca973489" ns2:_="" ns3:_="">
     <xsd:import namespace="71af3243-3dd4-4a8d-8c0d-dd76da1f02a5"/>
@@ -32165,19 +31792,21 @@
 </ct:contentTypeSchema>
 </file>
 
-<file path=customXml/item2.xml><?xml version="1.0" encoding="utf-8"?>
-<p:properties xmlns:p="http://schemas.microsoft.com/office/2006/metadata/properties" xmlns:xsi="http://www.w3.org/2001/XMLSchema-instance" xmlns:pc="http://schemas.microsoft.com/office/infopath/2007/PartnerControls">
-  <documentManagement>
-    <MediaServiceKeyPoints xmlns="71af3243-3dd4-4a8d-8c0d-dd76da1f02a5" xsi:nil="true"/>
-  </documentManagement>
-</p:properties>
-</file>
-
 <file path=customXml/item3.xml><?xml version="1.0" encoding="utf-8"?>
 <b:Sources xmlns:b="http://schemas.openxmlformats.org/officeDocument/2006/bibliography" xmlns="http://schemas.openxmlformats.org/officeDocument/2006/bibliography" SelectedStyle="\APASixthEditionOfficeOnline.xsl" StyleName="APA" Version="6"/>
 </file>
 
 <file path=customXml/itemProps1.xml><?xml version="1.0" encoding="utf-8"?>
+<ds:datastoreItem xmlns:ds="http://schemas.openxmlformats.org/officeDocument/2006/customXml" ds:itemID="{DD14EC26-251D-443A-AF4F-B15D0F3B0F84}">
+  <ds:schemaRefs>
+    <ds:schemaRef ds:uri="http://schemas.microsoft.com/office/2006/metadata/properties"/>
+    <ds:schemaRef ds:uri="http://schemas.microsoft.com/office/infopath/2007/PartnerControls"/>
+    <ds:schemaRef ds:uri="71af3243-3dd4-4a8d-8c0d-dd76da1f02a5"/>
+  </ds:schemaRefs>
+</ds:datastoreItem>
+</file>
+
+<file path=customXml/itemProps2.xml><?xml version="1.0" encoding="utf-8"?>
 <ds:datastoreItem xmlns:ds="http://schemas.openxmlformats.org/officeDocument/2006/customXml" ds:itemID="{8143E149-BD72-41A7-8F13-AF59DE30D6FA}">
   <ds:schemaRefs>
     <ds:schemaRef ds:uri="http://schemas.microsoft.com/office/2006/metadata/contentType"/>
@@ -32196,16 +31825,6 @@
 </ds:datastoreItem>
 </file>
 
-<file path=customXml/itemProps2.xml><?xml version="1.0" encoding="utf-8"?>
-<ds:datastoreItem xmlns:ds="http://schemas.openxmlformats.org/officeDocument/2006/customXml" ds:itemID="{DD14EC26-251D-443A-AF4F-B15D0F3B0F84}">
-  <ds:schemaRefs>
-    <ds:schemaRef ds:uri="http://schemas.microsoft.com/office/2006/metadata/properties"/>
-    <ds:schemaRef ds:uri="http://schemas.microsoft.com/office/infopath/2007/PartnerControls"/>
-    <ds:schemaRef ds:uri="71af3243-3dd4-4a8d-8c0d-dd76da1f02a5"/>
-  </ds:schemaRefs>
-</ds:datastoreItem>
-</file>
-
 <file path=customXml/itemProps3.xml><?xml version="1.0" encoding="utf-8"?>
 <ds:datastoreItem xmlns:ds="http://schemas.openxmlformats.org/officeDocument/2006/customXml" ds:itemID="{6C523B80-3E47-4B32-93E1-09132E19F1C6}">
   <ds:schemaRefs>

--- a/public/cv/Programador web - Pedro Simón Resumen CV.docx
+++ b/public/cv/Programador web - Pedro Simón Resumen CV.docx
@@ -17,17 +17,17 @@
         <w:tblLook w:firstRow="1" w:noVBand="1" w:lastRow="0" w:firstColumn="1" w:lastColumn="0" w:noHBand="0" w:val="04a0"/>
       </w:tblPr>
       <w:tblGrid>
-        <w:gridCol w:w="3599"/>
-        <w:gridCol w:w="721"/>
+        <w:gridCol w:w="3598"/>
+        <w:gridCol w:w="722"/>
         <w:gridCol w:w="6470"/>
       </w:tblGrid>
       <w:tr>
         <w:trPr>
-          <w:trHeight w:val="3828" w:hRule="atLeast"/>
+          <w:trHeight w:val="3288" w:hRule="atLeast"/>
         </w:trPr>
         <w:tc>
           <w:tcPr>
-            <w:tcW w:w="3599" w:type="dxa"/>
+            <w:tcW w:w="3598" w:type="dxa"/>
             <w:tcBorders/>
             <w:vAlign w:val="bottom"/>
           </w:tcPr>
@@ -50,7 +50,7 @@
               <mc:AlternateContent>
                 <mc:Choice Requires="wps">
                   <w:drawing>
-                    <wp:anchor distT="76200" distB="78740" distL="76200" distR="81280" simplePos="0" relativeHeight="8" behindDoc="0" locked="0" layoutInCell="1" allowOverlap="1" wp14:anchorId="01295B5E">
+                    <wp:anchor distT="32385" distB="32385" distL="31750" distR="32385" simplePos="0" relativeHeight="8" behindDoc="0" locked="0" layoutInCell="1" allowOverlap="1" wp14:anchorId="01295B5E">
                       <wp:simplePos x="0" y="0"/>
                       <wp:positionH relativeFrom="column">
                         <wp:posOffset>-635</wp:posOffset>
@@ -77,7 +77,7 @@
                               <a:blipFill rotWithShape="0">
                                 <a:blip r:embed="rId2"/>
                                 <a:stretch>
-                                  <a:fillRect l="1024" t="0" r="1024" b="0"/>
+                                  <a:fillRect l="1029" r="1029"/>
                                 </a:stretch>
                               </a:blipFill>
                               <a:ln w="63500">
@@ -117,7 +117,7 @@
         </w:tc>
         <w:tc>
           <w:tcPr>
-            <w:tcW w:w="721" w:type="dxa"/>
+            <w:tcW w:w="722" w:type="dxa"/>
             <w:tcBorders/>
           </w:tcPr>
           <w:p>
@@ -149,7 +149,7 @@
               <w:spacing w:before="0" w:after="120"/>
               <w:jc w:val="both"/>
               <w:rPr>
-                <w:rFonts w:ascii="Nunito" w:hAnsi="Nunito" w:eastAsia="メイリオ" w:cs="Calibri" w:eastAsiaTheme="minorEastAsia"/>
+                <w:rFonts w:ascii="Nunito" w:hAnsi="Nunito" w:eastAsia="" w:cs="Calibri" w:eastAsiaTheme="minorEastAsia"/>
                 <w:b w:val="false"/>
                 <w:caps w:val="false"/>
                 <w:smallCaps w:val="false"/>
@@ -159,14 +159,53 @@
             </w:pPr>
             <w:r>
               <w:rPr>
-                <w:rFonts w:eastAsia="メイリオ" w:cs="Calibri" w:ascii="Nunito" w:hAnsi="Nunito" w:eastAsiaTheme="minorEastAsia"/>
+                <w:rFonts w:eastAsia="" w:cs="Calibri" w:eastAsiaTheme="minorEastAsia" w:ascii="Nunito" w:hAnsi="Nunito"/>
                 <w:b w:val="false"/>
                 <w:caps w:val="false"/>
                 <w:smallCaps w:val="false"/>
                 <w:sz w:val="24"/>
                 <w:szCs w:val="24"/>
               </w:rPr>
-              <w:t>Me especializo en el desarrollo de aplicaciones web; actualmente trabajo como programador frontend con React y Angular; Soy empático, honesto, comprometido y proactivo.</w:t>
+            </w:r>
+          </w:p>
+          <w:p>
+            <w:pPr>
+              <w:pStyle w:val="Heading2"/>
+              <w:pBdr>
+                <w:bottom w:val="nil"/>
+              </w:pBdr>
+              <w:spacing w:before="0" w:after="120"/>
+              <w:jc w:val="both"/>
+              <w:rPr>
+                <w:rFonts w:ascii="Nunito" w:hAnsi="Nunito" w:eastAsia="" w:cs="Calibri" w:eastAsiaTheme="minorEastAsia"/>
+                <w:b w:val="false"/>
+                <w:caps w:val="false"/>
+                <w:smallCaps w:val="false"/>
+                <w:sz w:val="24"/>
+                <w:szCs w:val="24"/>
+              </w:rPr>
+            </w:pPr>
+            <w:r>
+              <w:rPr>
+                <w:rFonts w:eastAsia="" w:cs="Calibri" w:eastAsiaTheme="minorEastAsia" w:ascii="Nunito" w:hAnsi="Nunito"/>
+                <w:b w:val="false"/>
+                <w:caps w:val="false"/>
+                <w:smallCaps w:val="false"/>
+                <w:sz w:val="24"/>
+                <w:szCs w:val="24"/>
+              </w:rPr>
+              <w:t>S</w:t>
+            </w:r>
+            <w:r>
+              <w:rPr>
+                <w:rFonts w:eastAsia="" w:cs="Calibri" w:eastAsiaTheme="minorEastAsia" w:ascii="Nunito" w:hAnsi="Nunito"/>
+                <w:b w:val="false"/>
+                <w:caps w:val="false"/>
+                <w:smallCaps w:val="false"/>
+                <w:sz w:val="24"/>
+                <w:szCs w:val="24"/>
+              </w:rPr>
+              <w:t>oy desarrollador fullstack. Me motiva construir sistemas limpios, robustos y mantenibles, tanto desde la UI como desde el código que leemos los devs.</w:t>
             </w:r>
           </w:p>
         </w:tc>
@@ -175,7 +214,7 @@
         <w:trPr/>
         <w:tc>
           <w:tcPr>
-            <w:tcW w:w="3599" w:type="dxa"/>
+            <w:tcW w:w="3598" w:type="dxa"/>
             <w:tcBorders/>
           </w:tcPr>
           <w:p>
@@ -226,7 +265,7 @@
                 <w:rFonts w:cs="Calibri" w:ascii="Nunito" w:hAnsi="Nunito"/>
                 <w:sz w:val="22"/>
               </w:rPr>
-              <w:t xml:space="preserve"> y sus aplicaciones, lo que despertó mi interés y me impulsó a aprender de manera </w:t>
+              <w:t xml:space="preserve"> y sus aplicaciones a través de los videojuegos, lo que despertó mi interés y me impulsó a aprender de manera </w:t>
             </w:r>
             <w:r>
               <w:rPr>
@@ -243,22 +282,10 @@
                 <w:sz w:val="22"/>
               </w:rPr>
               <w:t>.</w:t>
-            </w:r>
-          </w:p>
-          <w:p>
-            <w:pPr>
-              <w:pStyle w:val="Normal"/>
-              <w:rPr>
-                <w:rFonts w:ascii="Nunito" w:hAnsi="Nunito" w:cs="Calibri"/>
-                <w:sz w:val="22"/>
-              </w:rPr>
-            </w:pPr>
-            <w:r>
-              <w:rPr>
-                <w:rFonts w:cs="Calibri" w:ascii="Nunito" w:hAnsi="Nunito"/>
-                <w:sz w:val="22"/>
-              </w:rPr>
-              <w:t xml:space="preserve">Comencé con </w:t>
+              <w:br/>
+              <w:t>Comencé con Python, PyGame, C# y Unity3D, desarrollando y publicando varios proyectos de videojuegos.</w:t>
+              <w:br/>
+              <w:t xml:space="preserve">Posteriormente, amplié mi experiencia hacia el </w:t>
             </w:r>
             <w:r>
               <w:rPr>
@@ -267,78 +294,14 @@
                 <w:bCs/>
                 <w:sz w:val="22"/>
               </w:rPr>
-              <w:t>Python</w:t>
+              <w:t>desarrollo web</w:t>
             </w:r>
             <w:r>
               <w:rPr>
                 <w:rFonts w:cs="Calibri" w:ascii="Nunito" w:hAnsi="Nunito"/>
                 <w:sz w:val="22"/>
               </w:rPr>
-              <w:t xml:space="preserve">, lo que me proporcionó una base sólida para expandir mis conocimientos hacia C# y </w:t>
-            </w:r>
-            <w:r>
-              <w:rPr>
-                <w:rFonts w:cs="Calibri" w:ascii="Nunito" w:hAnsi="Nunito"/>
-                <w:b/>
-                <w:bCs/>
-                <w:sz w:val="22"/>
-              </w:rPr>
-              <w:t>Unity3D</w:t>
-            </w:r>
-            <w:r>
-              <w:rPr>
-                <w:rFonts w:cs="Calibri" w:ascii="Nunito" w:hAnsi="Nunito"/>
-                <w:sz w:val="22"/>
-              </w:rPr>
-              <w:t>, desarrollando y publicando varios proyectos de videojuegos.</w:t>
-            </w:r>
-          </w:p>
-          <w:p>
-            <w:pPr>
-              <w:pStyle w:val="Normal"/>
-              <w:rPr>
-                <w:rFonts w:ascii="Nunito" w:hAnsi="Nunito" w:cs="Calibri"/>
-                <w:sz w:val="22"/>
-              </w:rPr>
-            </w:pPr>
-            <w:r>
-              <w:rPr>
-                <w:rFonts w:cs="Calibri" w:ascii="Nunito" w:hAnsi="Nunito"/>
-                <w:sz w:val="22"/>
-              </w:rPr>
-              <w:t xml:space="preserve">Posteriormente, amplié mi experiencia hacia el desarrollo web, adquiriendo habilidades en backend con </w:t>
-            </w:r>
-            <w:r>
-              <w:rPr>
-                <w:rFonts w:cs="Calibri" w:ascii="Nunito" w:hAnsi="Nunito"/>
-                <w:b/>
-                <w:bCs/>
-                <w:sz w:val="22"/>
-              </w:rPr>
-              <w:t>C# y ASP.NET</w:t>
-            </w:r>
-            <w:r>
-              <w:rPr>
-                <w:rFonts w:cs="Calibri" w:ascii="Nunito" w:hAnsi="Nunito"/>
-                <w:sz w:val="22"/>
-              </w:rPr>
-              <w:t xml:space="preserve">, así como en frontend con </w:t>
-            </w:r>
-            <w:r>
-              <w:rPr>
-                <w:rFonts w:cs="Calibri" w:ascii="Nunito" w:hAnsi="Nunito"/>
-                <w:b/>
-                <w:bCs/>
-                <w:sz w:val="22"/>
-              </w:rPr>
-              <w:t>React y Angular</w:t>
-            </w:r>
-            <w:r>
-              <w:rPr>
-                <w:rFonts w:cs="Calibri" w:ascii="Nunito" w:hAnsi="Nunito"/>
-                <w:sz w:val="22"/>
-              </w:rPr>
-              <w:t>.</w:t>
+              <w:t>, especializándome en backend (C#/.NET, Java) y frontend (React, Angular).</w:t>
             </w:r>
           </w:p>
           <w:p>
@@ -570,7 +533,7 @@
         </w:tc>
         <w:tc>
           <w:tcPr>
-            <w:tcW w:w="721" w:type="dxa"/>
+            <w:tcW w:w="722" w:type="dxa"/>
             <w:tcBorders/>
           </w:tcPr>
           <w:p>
@@ -625,7 +588,7 @@
               </w:pBdr>
               <w:spacing w:before="0" w:after="120"/>
               <w:rPr>
-                <w:rFonts w:ascii="Nunito" w:hAnsi="Nunito" w:eastAsia="メイリオ" w:cs="Calibri" w:eastAsiaTheme="minorEastAsia"/>
+                <w:rFonts w:ascii="Nunito" w:hAnsi="Nunito" w:eastAsia="" w:cs="Calibri" w:eastAsiaTheme="minorEastAsia"/>
                 <w:b w:val="false"/>
                 <w:caps w:val="false"/>
                 <w:smallCaps w:val="false"/>
@@ -635,14 +598,14 @@
             </w:pPr>
             <w:r>
               <w:rPr>
-                <w:rFonts w:eastAsia="メイリオ" w:cs="Calibri" w:ascii="Nunito" w:hAnsi="Nunito" w:eastAsiaTheme="minorEastAsia"/>
+                <w:rFonts w:eastAsia="" w:cs="Calibri" w:ascii="Nunito" w:hAnsi="Nunito" w:eastAsiaTheme="minorEastAsia"/>
                 <w:b w:val="false"/>
                 <w:caps w:val="false"/>
                 <w:smallCaps w:val="false"/>
                 <w:sz w:val="24"/>
                 <w:szCs w:val="24"/>
               </w:rPr>
-              <w:t>Frontend: HTML, CSS, JavaScript, TypeScript, React, Angular (PrimeNG, RxJs), tailwindcss, Aprendiendo NextJs.</w:t>
+              <w:t>Frontend: HTML, CSS, JavaScript, TypeScript, React, Angular (PrimeNG, RxJs), tailwindcss.</w:t>
             </w:r>
           </w:p>
           <w:p>
@@ -657,7 +620,7 @@
               </w:pBdr>
               <w:spacing w:before="0" w:after="120"/>
               <w:rPr>
-                <w:rFonts w:ascii="Nunito" w:hAnsi="Nunito" w:eastAsia="メイリオ" w:cs="Calibri" w:eastAsiaTheme="minorEastAsia"/>
+                <w:rFonts w:ascii="Nunito" w:hAnsi="Nunito" w:eastAsia="" w:cs="Calibri" w:eastAsiaTheme="minorEastAsia"/>
                 <w:b w:val="false"/>
                 <w:caps w:val="false"/>
                 <w:smallCaps w:val="false"/>
@@ -667,14 +630,36 @@
             </w:pPr>
             <w:r>
               <w:rPr>
-                <w:rFonts w:eastAsia="メイリオ" w:cs="Calibri" w:ascii="Nunito" w:hAnsi="Nunito" w:eastAsiaTheme="minorEastAsia"/>
+                <w:rFonts w:eastAsia="" w:cs="Calibri" w:ascii="Nunito" w:hAnsi="Nunito" w:eastAsiaTheme="minorEastAsia"/>
                 <w:b w:val="false"/>
                 <w:caps w:val="false"/>
                 <w:smallCaps w:val="false"/>
                 <w:sz w:val="24"/>
                 <w:szCs w:val="24"/>
               </w:rPr>
-              <w:t>Backend: C# con ASP.NET y EntityFramework, NodeJs.</w:t>
+              <w:t xml:space="preserve">Backend: </w:t>
+            </w:r>
+            <w:r>
+              <w:rPr>
+                <w:rFonts w:eastAsia="" w:cs="Calibri" w:ascii="Nunito" w:hAnsi="Nunito" w:eastAsiaTheme="minorEastAsia"/>
+                <w:b w:val="false"/>
+                <w:caps w:val="false"/>
+                <w:smallCaps w:val="false"/>
+                <w:sz w:val="24"/>
+                <w:szCs w:val="24"/>
+              </w:rPr>
+              <w:t xml:space="preserve">Java Springboot, </w:t>
+            </w:r>
+            <w:r>
+              <w:rPr>
+                <w:rFonts w:eastAsia="" w:cs="Calibri" w:ascii="Nunito" w:hAnsi="Nunito" w:eastAsiaTheme="minorEastAsia"/>
+                <w:b w:val="false"/>
+                <w:caps w:val="false"/>
+                <w:smallCaps w:val="false"/>
+                <w:sz w:val="24"/>
+                <w:szCs w:val="24"/>
+              </w:rPr>
+              <w:t>C# con ASP.NET y EntityFramework, NodeJs.</w:t>
             </w:r>
           </w:p>
           <w:p>
@@ -689,7 +674,7 @@
               </w:pBdr>
               <w:spacing w:before="0" w:after="120"/>
               <w:rPr>
-                <w:rFonts w:ascii="Nunito" w:hAnsi="Nunito" w:eastAsia="メイリオ" w:cs="Calibri" w:eastAsiaTheme="minorEastAsia"/>
+                <w:rFonts w:ascii="Nunito" w:hAnsi="Nunito" w:eastAsia="" w:cs="Calibri" w:eastAsiaTheme="minorEastAsia"/>
                 <w:b w:val="false"/>
                 <w:caps w:val="false"/>
                 <w:smallCaps w:val="false"/>
@@ -699,14 +684,36 @@
             </w:pPr>
             <w:r>
               <w:rPr>
-                <w:rFonts w:eastAsia="メイリオ" w:cs="Calibri" w:ascii="Nunito" w:hAnsi="Nunito" w:eastAsiaTheme="minorEastAsia"/>
+                <w:rFonts w:eastAsia="" w:cs="Calibri" w:ascii="Nunito" w:hAnsi="Nunito" w:eastAsiaTheme="minorEastAsia"/>
                 <w:b w:val="false"/>
                 <w:caps w:val="false"/>
                 <w:smallCaps w:val="false"/>
                 <w:sz w:val="24"/>
                 <w:szCs w:val="24"/>
               </w:rPr>
-              <w:t xml:space="preserve">Bases de datos: PostgreSQL, MongoDB. </w:t>
+              <w:t xml:space="preserve">Bases de datos: PostgreSQL, </w:t>
+            </w:r>
+            <w:r>
+              <w:rPr>
+                <w:rFonts w:eastAsia="" w:cs="Calibri" w:ascii="Nunito" w:hAnsi="Nunito" w:eastAsiaTheme="minorEastAsia"/>
+                <w:b w:val="false"/>
+                <w:caps w:val="false"/>
+                <w:smallCaps w:val="false"/>
+                <w:sz w:val="24"/>
+                <w:szCs w:val="24"/>
+              </w:rPr>
+              <w:t>MySQL</w:t>
+            </w:r>
+            <w:r>
+              <w:rPr>
+                <w:rFonts w:eastAsia="" w:cs="Calibri" w:ascii="Nunito" w:hAnsi="Nunito" w:eastAsiaTheme="minorEastAsia"/>
+                <w:b w:val="false"/>
+                <w:caps w:val="false"/>
+                <w:smallCaps w:val="false"/>
+                <w:sz w:val="24"/>
+                <w:szCs w:val="24"/>
+              </w:rPr>
+              <w:t xml:space="preserve">, MongoDB. </w:t>
             </w:r>
           </w:p>
           <w:p>
@@ -721,7 +728,7 @@
               </w:pBdr>
               <w:spacing w:before="0" w:after="120"/>
               <w:rPr>
-                <w:rFonts w:ascii="Nunito" w:hAnsi="Nunito" w:eastAsia="メイリオ" w:cs="Calibri" w:eastAsiaTheme="minorEastAsia"/>
+                <w:rFonts w:ascii="Nunito" w:hAnsi="Nunito" w:eastAsia="" w:cs="Calibri" w:eastAsiaTheme="minorEastAsia"/>
                 <w:b w:val="false"/>
                 <w:caps w:val="false"/>
                 <w:smallCaps w:val="false"/>
@@ -731,7 +738,7 @@
             </w:pPr>
             <w:r>
               <w:rPr>
-                <w:rFonts w:eastAsia="メイリオ" w:cs="Calibri" w:ascii="Nunito" w:hAnsi="Nunito" w:eastAsiaTheme="minorEastAsia"/>
+                <w:rFonts w:eastAsia="" w:cs="Calibri" w:ascii="Nunito" w:hAnsi="Nunito" w:eastAsiaTheme="minorEastAsia"/>
                 <w:b w:val="false"/>
                 <w:caps w:val="false"/>
                 <w:smallCaps w:val="false"/>
@@ -746,7 +753,7 @@
             </w:r>
             <w:r>
               <w:rPr>
-                <w:rFonts w:eastAsia="メイリオ" w:cs="Calibri" w:ascii="Nunito" w:hAnsi="Nunito" w:eastAsiaTheme="minorEastAsia"/>
+                <w:rFonts w:eastAsia="" w:cs="Calibri" w:ascii="Nunito" w:hAnsi="Nunito" w:eastAsiaTheme="minorEastAsia"/>
                 <w:b w:val="false"/>
                 <w:caps w:val="false"/>
                 <w:smallCaps w:val="false"/>
@@ -772,7 +779,7 @@
               </w:pBdr>
               <w:spacing w:before="0" w:after="120"/>
               <w:rPr>
-                <w:rFonts w:ascii="Nunito" w:hAnsi="Nunito" w:eastAsia="メイリオ" w:cs="Calibri" w:eastAsiaTheme="minorEastAsia"/>
+                <w:rFonts w:ascii="Nunito" w:hAnsi="Nunito" w:eastAsia="" w:cs="Calibri" w:eastAsiaTheme="minorEastAsia"/>
                 <w:b w:val="false"/>
                 <w:caps w:val="false"/>
                 <w:smallCaps w:val="false"/>
@@ -782,7 +789,7 @@
             </w:pPr>
             <w:r>
               <w:rPr>
-                <w:rFonts w:eastAsia="メイリオ" w:cs="Calibri" w:ascii="Nunito" w:hAnsi="Nunito" w:eastAsiaTheme="minorEastAsia"/>
+                <w:rFonts w:eastAsia="" w:cs="Calibri" w:ascii="Nunito" w:hAnsi="Nunito" w:eastAsiaTheme="minorEastAsia"/>
                 <w:b w:val="false"/>
                 <w:caps w:val="false"/>
                 <w:smallCaps w:val="false"/>
@@ -826,7 +833,7 @@
               <w:spacing w:before="0" w:after="120"/>
               <w:jc w:val="both"/>
               <w:rPr>
-                <w:rFonts w:ascii="Nunito" w:hAnsi="Nunito" w:eastAsia="メイリオ" w:cs="Calibri" w:eastAsiaTheme="minorEastAsia"/>
+                <w:rFonts w:ascii="Nunito" w:hAnsi="Nunito" w:eastAsia="" w:cs="Calibri" w:eastAsiaTheme="minorEastAsia"/>
                 <w:b w:val="false"/>
                 <w:caps w:val="false"/>
                 <w:smallCaps w:val="false"/>
@@ -836,14 +843,36 @@
             </w:pPr>
             <w:r>
               <w:rPr>
-                <w:rFonts w:eastAsia="メイリオ" w:cs="Calibri" w:ascii="Nunito" w:hAnsi="Nunito" w:eastAsiaTheme="minorEastAsia"/>
+                <w:rFonts w:eastAsia="" w:cs="Calibri" w:ascii="Nunito" w:hAnsi="Nunito" w:eastAsiaTheme="minorEastAsia"/>
                 <w:b w:val="false"/>
                 <w:caps w:val="false"/>
                 <w:smallCaps w:val="false"/>
                 <w:sz w:val="24"/>
                 <w:szCs w:val="24"/>
               </w:rPr>
-              <w:t>- Desarrollador Frontend en Chango Consultora [Periodo: dic 2024-Presente] Remoto.</w:t>
+              <w:t xml:space="preserve">- Desarrollador </w:t>
+            </w:r>
+            <w:r>
+              <w:rPr>
+                <w:rFonts w:eastAsia="" w:cs="Calibri" w:ascii="Nunito" w:hAnsi="Nunito" w:eastAsiaTheme="minorEastAsia"/>
+                <w:b w:val="false"/>
+                <w:caps w:val="false"/>
+                <w:smallCaps w:val="false"/>
+                <w:sz w:val="24"/>
+                <w:szCs w:val="24"/>
+              </w:rPr>
+              <w:t>Fullstack</w:t>
+            </w:r>
+            <w:r>
+              <w:rPr>
+                <w:rFonts w:eastAsia="" w:cs="Calibri" w:ascii="Nunito" w:hAnsi="Nunito" w:eastAsiaTheme="minorEastAsia"/>
+                <w:b w:val="false"/>
+                <w:caps w:val="false"/>
+                <w:smallCaps w:val="false"/>
+                <w:sz w:val="24"/>
+                <w:szCs w:val="24"/>
+              </w:rPr>
+              <w:t xml:space="preserve"> en Chango Consultora [Periodo: dic 2024-Presente] Remoto.</w:t>
             </w:r>
           </w:p>
           <w:p>
@@ -855,7 +884,7 @@
               <w:spacing w:before="0" w:after="0"/>
               <w:jc w:val="both"/>
               <w:rPr>
-                <w:rFonts w:ascii="Nunito" w:hAnsi="Nunito" w:eastAsia="メイリオ" w:cs="Calibri" w:eastAsiaTheme="minorEastAsia"/>
+                <w:rFonts w:ascii="Nunito" w:hAnsi="Nunito" w:eastAsia="" w:cs="Calibri" w:eastAsiaTheme="minorEastAsia"/>
                 <w:b w:val="false"/>
                 <w:caps w:val="false"/>
                 <w:smallCaps w:val="false"/>
@@ -865,14 +894,36 @@
             </w:pPr>
             <w:r>
               <w:rPr>
-                <w:rFonts w:eastAsia="メイリオ" w:cs="Calibri" w:ascii="Nunito" w:hAnsi="Nunito" w:eastAsiaTheme="minorEastAsia"/>
+                <w:rFonts w:eastAsia="" w:cs="Calibri" w:ascii="Nunito" w:hAnsi="Nunito" w:eastAsiaTheme="minorEastAsia"/>
                 <w:b w:val="false"/>
                 <w:caps w:val="false"/>
                 <w:smallCaps w:val="false"/>
                 <w:sz w:val="24"/>
                 <w:szCs w:val="24"/>
               </w:rPr>
-              <w:t>Desarrollo de aplicaciones web con React y Angular en un entorno remoto full-time.</w:t>
+              <w:t xml:space="preserve">Desarrollo de aplicaciones web con </w:t>
+            </w:r>
+            <w:r>
+              <w:rPr>
+                <w:rFonts w:eastAsia="" w:cs="Calibri" w:ascii="Nunito" w:hAnsi="Nunito" w:eastAsiaTheme="minorEastAsia"/>
+                <w:b w:val="false"/>
+                <w:caps w:val="false"/>
+                <w:smallCaps w:val="false"/>
+                <w:sz w:val="24"/>
+                <w:szCs w:val="24"/>
+              </w:rPr>
+              <w:t>Java</w:t>
+            </w:r>
+            <w:r>
+              <w:rPr>
+                <w:rFonts w:eastAsia="" w:cs="Calibri" w:ascii="Nunito" w:hAnsi="Nunito" w:eastAsiaTheme="minorEastAsia"/>
+                <w:b w:val="false"/>
+                <w:caps w:val="false"/>
+                <w:smallCaps w:val="false"/>
+                <w:sz w:val="24"/>
+                <w:szCs w:val="24"/>
+              </w:rPr>
+              <w:t xml:space="preserve"> y Angular en un entorno remoto full-time.</w:t>
             </w:r>
           </w:p>
           <w:p>
@@ -884,7 +935,7 @@
               <w:spacing w:before="0" w:after="0"/>
               <w:jc w:val="both"/>
               <w:rPr>
-                <w:rFonts w:ascii="Nunito" w:hAnsi="Nunito" w:eastAsia="メイリオ" w:cs="Calibri" w:eastAsiaTheme="minorEastAsia"/>
+                <w:rFonts w:ascii="Nunito" w:hAnsi="Nunito" w:eastAsia="" w:cs="Calibri" w:eastAsiaTheme="minorEastAsia"/>
                 <w:b w:val="false"/>
                 <w:caps w:val="false"/>
                 <w:smallCaps w:val="false"/>
@@ -894,7 +945,7 @@
             </w:pPr>
             <w:r>
               <w:rPr>
-                <w:rFonts w:eastAsia="メイリオ" w:cs="Calibri" w:eastAsiaTheme="minorEastAsia" w:ascii="Nunito" w:hAnsi="Nunito"/>
+                <w:rFonts w:eastAsia="" w:cs="Calibri" w:eastAsiaTheme="minorEastAsia" w:ascii="Nunito" w:hAnsi="Nunito"/>
                 <w:b w:val="false"/>
                 <w:caps w:val="false"/>
                 <w:smallCaps w:val="false"/>
@@ -912,7 +963,7 @@
               <w:spacing w:before="0" w:after="120"/>
               <w:jc w:val="both"/>
               <w:rPr>
-                <w:rFonts w:ascii="Nunito" w:hAnsi="Nunito" w:eastAsia="メイリオ" w:cs="Calibri" w:eastAsiaTheme="minorEastAsia"/>
+                <w:rFonts w:ascii="Nunito" w:hAnsi="Nunito" w:eastAsia="" w:cs="Calibri" w:eastAsiaTheme="minorEastAsia"/>
                 <w:b w:val="false"/>
                 <w:caps w:val="false"/>
                 <w:smallCaps w:val="false"/>
@@ -922,7 +973,7 @@
             </w:pPr>
             <w:r>
               <w:rPr>
-                <w:rFonts w:eastAsia="メイリオ" w:cs="Calibri" w:ascii="Nunito" w:hAnsi="Nunito" w:eastAsiaTheme="minorEastAsia"/>
+                <w:rFonts w:eastAsia="" w:cs="Calibri" w:ascii="Nunito" w:hAnsi="Nunito" w:eastAsiaTheme="minorEastAsia"/>
                 <w:b w:val="false"/>
                 <w:caps w:val="false"/>
                 <w:smallCaps w:val="false"/>
@@ -941,7 +992,7 @@
               <w:spacing w:before="0" w:after="0"/>
               <w:jc w:val="both"/>
               <w:rPr>
-                <w:rFonts w:ascii="Nunito" w:hAnsi="Nunito" w:eastAsia="メイリオ" w:cs="Calibri" w:eastAsiaTheme="minorEastAsia"/>
+                <w:rFonts w:ascii="Nunito" w:hAnsi="Nunito" w:eastAsia="" w:cs="Calibri" w:eastAsiaTheme="minorEastAsia"/>
                 <w:b w:val="false"/>
                 <w:caps w:val="false"/>
                 <w:smallCaps w:val="false"/>
@@ -951,7 +1002,7 @@
             </w:pPr>
             <w:r>
               <w:rPr>
-                <w:rFonts w:eastAsia="メイリオ" w:cs="Calibri" w:ascii="Nunito" w:hAnsi="Nunito" w:eastAsiaTheme="minorEastAsia"/>
+                <w:rFonts w:eastAsia="" w:cs="Calibri" w:ascii="Nunito" w:hAnsi="Nunito" w:eastAsiaTheme="minorEastAsia"/>
                 <w:b w:val="false"/>
                 <w:caps w:val="false"/>
                 <w:smallCaps w:val="false"/>
@@ -984,7 +1035,7 @@
               <w:spacing w:before="0" w:after="120"/>
               <w:jc w:val="both"/>
               <w:rPr>
-                <w:rFonts w:ascii="Nunito" w:hAnsi="Nunito" w:eastAsia="メイリオ" w:cs="Calibri" w:eastAsiaTheme="minorEastAsia"/>
+                <w:rFonts w:ascii="Nunito" w:hAnsi="Nunito" w:eastAsia="" w:cs="Calibri" w:eastAsiaTheme="minorEastAsia"/>
                 <w:b w:val="false"/>
                 <w:caps w:val="false"/>
                 <w:smallCaps w:val="false"/>
@@ -994,7 +1045,7 @@
             </w:pPr>
             <w:r>
               <w:rPr>
-                <w:rFonts w:eastAsia="メイリオ" w:cs="Calibri" w:ascii="Nunito" w:hAnsi="Nunito" w:eastAsiaTheme="minorEastAsia"/>
+                <w:rFonts w:eastAsia="" w:cs="Calibri" w:ascii="Nunito" w:hAnsi="Nunito" w:eastAsiaTheme="minorEastAsia"/>
                 <w:b w:val="false"/>
                 <w:caps w:val="false"/>
                 <w:smallCaps w:val="false"/>
@@ -1013,7 +1064,7 @@
               <w:spacing w:before="0" w:after="120"/>
               <w:jc w:val="both"/>
               <w:rPr>
-                <w:rFonts w:ascii="Nunito" w:hAnsi="Nunito" w:eastAsia="メイリオ" w:cs="Calibri" w:eastAsiaTheme="minorEastAsia"/>
+                <w:rFonts w:ascii="Nunito" w:hAnsi="Nunito" w:eastAsia="" w:cs="Calibri" w:eastAsiaTheme="minorEastAsia"/>
                 <w:b w:val="false"/>
                 <w:caps w:val="false"/>
                 <w:smallCaps w:val="false"/>
@@ -1023,7 +1074,7 @@
             </w:pPr>
             <w:r>
               <w:rPr>
-                <w:rFonts w:eastAsia="メイリオ" w:cs="Calibri" w:ascii="Nunito" w:hAnsi="Nunito" w:eastAsiaTheme="minorEastAsia"/>
+                <w:rFonts w:eastAsia="" w:cs="Calibri" w:ascii="Nunito" w:hAnsi="Nunito" w:eastAsiaTheme="minorEastAsia"/>
                 <w:b w:val="false"/>
                 <w:caps w:val="false"/>
                 <w:smallCaps w:val="false"/>
@@ -1045,7 +1096,7 @@
             </w:pPr>
             <w:r>
               <w:rPr>
-                <w:rFonts w:eastAsia="メイリオ" w:cs="Calibri" w:ascii="Nunito" w:hAnsi="Nunito" w:eastAsiaTheme="minorEastAsia"/>
+                <w:rFonts w:eastAsia="" w:cs="Calibri" w:ascii="Nunito" w:hAnsi="Nunito" w:eastAsiaTheme="minorEastAsia"/>
                 <w:b w:val="false"/>
                 <w:caps w:val="false"/>
                 <w:smallCaps w:val="false"/>
@@ -1101,9 +1152,9 @@
                           <a:avLst/>
                           <a:gdLst>
                             <a:gd name="textAreaLeft" fmla="*/ 0 w 4280760"/>
-                            <a:gd name="textAreaRight" fmla="*/ 4281120 w 4280760"/>
+                            <a:gd name="textAreaRight" fmla="*/ 4281480 w 4280760"/>
                             <a:gd name="textAreaTop" fmla="*/ 0 h 1154520"/>
-                            <a:gd name="textAreaBottom" fmla="*/ 1154880 h 1154520"/>
+                            <a:gd name="textAreaBottom" fmla="*/ 1155240 h 1154520"/>
                             <a:gd name="GluePoint1X" fmla="*/ 0 w 12240"/>
                             <a:gd name="GluePoint1Y" fmla="*/ 3018 h 3019"/>
                             <a:gd name="GluePoint2X" fmla="*/ 12240 w 12240"/>
@@ -1182,7 +1233,7 @@
         <mc:AlternateContent>
           <mc:Choice Requires="wps">
             <w:drawing>
-              <wp:anchor distT="0" distB="2540" distL="0" distR="3810" simplePos="0" relativeHeight="4" behindDoc="1" locked="0" layoutInCell="0" allowOverlap="1" wp14:anchorId="3E48F1ED">
+              <wp:anchor distT="0" distB="635" distL="0" distR="0" simplePos="0" relativeHeight="4" behindDoc="1" locked="0" layoutInCell="0" allowOverlap="1" wp14:anchorId="3E48F1ED">
                 <wp:simplePos x="0" y="0"/>
                 <wp:positionH relativeFrom="page">
                   <wp:align>left</wp:align>
@@ -1207,9 +1258,9 @@
                           <a:avLst/>
                           <a:gdLst>
                             <a:gd name="textAreaLeft" fmla="*/ 360 w 1833840"/>
-                            <a:gd name="textAreaRight" fmla="*/ 1834560 w 1833840"/>
+                            <a:gd name="textAreaRight" fmla="*/ 1834920 w 1833840"/>
                             <a:gd name="textAreaTop" fmla="*/ 0 h 1154160"/>
-                            <a:gd name="textAreaBottom" fmla="*/ 1154520 h 1154160"/>
+                            <a:gd name="textAreaBottom" fmla="*/ 1154880 h 1154160"/>
                             <a:gd name="GluePoint1X" fmla="*/ 5175 w 5244"/>
                             <a:gd name="GluePoint1Y" fmla="*/ 0 h 3018"/>
                             <a:gd name="GluePoint2X" fmla="*/ 0 w 5244"/>
@@ -1713,9 +1764,9 @@
                           <a:avLst/>
                           <a:gdLst>
                             <a:gd name="textAreaLeft" fmla="*/ -360 w 1522440"/>
-                            <a:gd name="textAreaRight" fmla="*/ 1522440 w 1522440"/>
+                            <a:gd name="textAreaRight" fmla="*/ 1522800 w 1522440"/>
                             <a:gd name="textAreaTop" fmla="*/ 0 h 1154520"/>
-                            <a:gd name="textAreaBottom" fmla="*/ 1154880 h 1154520"/>
+                            <a:gd name="textAreaBottom" fmla="*/ 1155240 h 1154520"/>
                             <a:gd name="GluePoint1X" fmla="*/ 4353 w 4354"/>
                             <a:gd name="GluePoint1Y" fmla="*/ 0 h 3019"/>
                             <a:gd name="GluePoint2X" fmla="*/ 0 w 4354"/>
@@ -2211,9 +2262,9 @@
                           <a:avLst/>
                           <a:gdLst>
                             <a:gd name="textAreaLeft" fmla="*/ -360 w 1307160"/>
-                            <a:gd name="textAreaRight" fmla="*/ 1307160 w 1307160"/>
+                            <a:gd name="textAreaRight" fmla="*/ 1307520 w 1307160"/>
                             <a:gd name="textAreaTop" fmla="*/ 0 h 1154520"/>
-                            <a:gd name="textAreaBottom" fmla="*/ 1154880 h 1154520"/>
+                            <a:gd name="textAreaBottom" fmla="*/ 1155240 h 1154520"/>
                             <a:gd name="GluePoint1X" fmla="*/ 3737 w 3738"/>
                             <a:gd name="GluePoint1Y" fmla="*/ 0 h 3019"/>
                             <a:gd name="GluePoint2X" fmla="*/ 0 w 3738"/>
@@ -2724,7 +2775,7 @@
         <mc:AlternateContent>
           <mc:Choice Requires="wps">
             <w:drawing>
-              <wp:anchor distT="0" distB="2540" distL="0" distR="1905" simplePos="0" relativeHeight="7" behindDoc="1" locked="0" layoutInCell="0" allowOverlap="1" wp14:anchorId="31E0E33B">
+              <wp:anchor distT="0" distB="635" distL="0" distR="0" simplePos="0" relativeHeight="7" behindDoc="1" locked="0" layoutInCell="0" allowOverlap="1" wp14:anchorId="31E0E33B">
                 <wp:simplePos x="0" y="0"/>
                 <wp:positionH relativeFrom="page">
                   <wp:align>left</wp:align>
@@ -2749,9 +2800,9 @@
                           <a:avLst/>
                           <a:gdLst>
                             <a:gd name="textAreaLeft" fmla="*/ -360 w 798120"/>
-                            <a:gd name="textAreaRight" fmla="*/ 798120 w 798120"/>
+                            <a:gd name="textAreaRight" fmla="*/ 798480 w 798120"/>
                             <a:gd name="textAreaTop" fmla="*/ 0 h 1154160"/>
-                            <a:gd name="textAreaBottom" fmla="*/ 1154520 h 1154160"/>
+                            <a:gd name="textAreaBottom" fmla="*/ 1154880 h 1154160"/>
                             <a:gd name="GluePoint1X" fmla="*/ 2282 w 2283"/>
                             <a:gd name="GluePoint1Y" fmla="*/ 0 h 3018"/>
                             <a:gd name="GluePoint2X" fmla="*/ 0 w 2283"/>
@@ -3327,7 +3378,7 @@
                           </w:p>
                           <w:p>
                             <w:pPr>
-                              <w:pStyle w:val="FrameContents"/>
+                              <w:pStyle w:val="FrameContentsuser"/>
                               <w:jc w:val="end"/>
                               <w:rPr>
                                 <w:rFonts w:ascii="Nunito" w:hAnsi="Nunito"/>
@@ -3361,7 +3412,7 @@
             <w:pict>
               <v:rect id="shape_0" stroked="f" o:allowincell="f" style="position:absolute;margin-left:224.9pt;margin-top:12pt;width:312.7pt;height:127.45pt;mso-wrap-style:square;v-text-anchor:top;mso-position-horizontal:right;mso-position-horizontal-relative:margin;mso-position-vertical-relative:page" wp14:anchorId="2DD0D37B">
                 <v:fill o:detectmouseclick="t" on="false"/>
-                <v:stroke color="#3465a4" weight="9360" joinstyle="miter" endcap="flat"/>
+                <v:stroke color="#3465a4" weight="9360" joinstyle="round" endcap="flat"/>
                 <v:textbox>
                   <w:txbxContent>
                     <w:p>
@@ -3400,7 +3451,7 @@
                     </w:p>
                     <w:p>
                       <w:pPr>
-                        <w:pStyle w:val="FrameContents"/>
+                        <w:pStyle w:val="FrameContentsuser"/>
                         <w:jc w:val="end"/>
                         <w:rPr>
                           <w:rFonts w:ascii="Nunito" w:hAnsi="Nunito"/>
@@ -3629,6 +3680,7 @@
         </w:tabs>
         <w:ind w:start="1080" w:hanging="360"/>
       </w:pPr>
+      <w:rPr/>
     </w:lvl>
     <w:lvl w:ilvl="2">
       <w:start w:val="1"/>
@@ -3641,6 +3693,7 @@
         </w:tabs>
         <w:ind w:start="1440" w:hanging="360"/>
       </w:pPr>
+      <w:rPr/>
     </w:lvl>
     <w:lvl w:ilvl="3">
       <w:start w:val="1"/>
@@ -3653,6 +3706,7 @@
         </w:tabs>
         <w:ind w:start="1800" w:hanging="360"/>
       </w:pPr>
+      <w:rPr/>
     </w:lvl>
     <w:lvl w:ilvl="4">
       <w:start w:val="1"/>
@@ -3665,6 +3719,7 @@
         </w:tabs>
         <w:ind w:start="2160" w:hanging="360"/>
       </w:pPr>
+      <w:rPr/>
     </w:lvl>
     <w:lvl w:ilvl="5">
       <w:start w:val="1"/>
@@ -3677,6 +3732,7 @@
         </w:tabs>
         <w:ind w:start="2520" w:hanging="360"/>
       </w:pPr>
+      <w:rPr/>
     </w:lvl>
     <w:lvl w:ilvl="6">
       <w:start w:val="1"/>
@@ -3689,6 +3745,7 @@
         </w:tabs>
         <w:ind w:start="2880" w:hanging="360"/>
       </w:pPr>
+      <w:rPr/>
     </w:lvl>
     <w:lvl w:ilvl="7">
       <w:start w:val="1"/>
@@ -3701,6 +3758,7 @@
         </w:tabs>
         <w:ind w:start="3240" w:hanging="360"/>
       </w:pPr>
+      <w:rPr/>
     </w:lvl>
     <w:lvl w:ilvl="8">
       <w:start w:val="1"/>
@@ -3713,6 +3771,7 @@
         </w:tabs>
         <w:ind w:start="3600" w:hanging="360"/>
       </w:pPr>
+      <w:rPr/>
     </w:lvl>
   </w:abstractNum>
   <w:abstractNum w:abstractNumId="2">
@@ -3740,6 +3799,7 @@
         </w:tabs>
         <w:ind w:start="1080" w:hanging="360"/>
       </w:pPr>
+      <w:rPr/>
     </w:lvl>
     <w:lvl w:ilvl="2">
       <w:start w:val="1"/>
@@ -3752,6 +3812,7 @@
         </w:tabs>
         <w:ind w:start="1440" w:hanging="360"/>
       </w:pPr>
+      <w:rPr/>
     </w:lvl>
     <w:lvl w:ilvl="3">
       <w:start w:val="1"/>
@@ -3764,6 +3825,7 @@
         </w:tabs>
         <w:ind w:start="1800" w:hanging="360"/>
       </w:pPr>
+      <w:rPr/>
     </w:lvl>
     <w:lvl w:ilvl="4">
       <w:start w:val="1"/>
@@ -3776,6 +3838,7 @@
         </w:tabs>
         <w:ind w:start="2160" w:hanging="360"/>
       </w:pPr>
+      <w:rPr/>
     </w:lvl>
     <w:lvl w:ilvl="5">
       <w:start w:val="1"/>
@@ -3788,6 +3851,7 @@
         </w:tabs>
         <w:ind w:start="2520" w:hanging="360"/>
       </w:pPr>
+      <w:rPr/>
     </w:lvl>
     <w:lvl w:ilvl="6">
       <w:start w:val="1"/>
@@ -3800,6 +3864,7 @@
         </w:tabs>
         <w:ind w:start="2880" w:hanging="360"/>
       </w:pPr>
+      <w:rPr/>
     </w:lvl>
     <w:lvl w:ilvl="7">
       <w:start w:val="1"/>
@@ -3812,6 +3877,7 @@
         </w:tabs>
         <w:ind w:start="3240" w:hanging="360"/>
       </w:pPr>
+      <w:rPr/>
     </w:lvl>
     <w:lvl w:ilvl="8">
       <w:start w:val="1"/>
@@ -3824,6 +3890,7 @@
         </w:tabs>
         <w:ind w:start="3600" w:hanging="360"/>
       </w:pPr>
+      <w:rPr/>
     </w:lvl>
   </w:abstractNum>
   <w:abstractNum w:abstractNumId="3">
@@ -3851,6 +3918,7 @@
         </w:tabs>
         <w:ind w:start="1080" w:hanging="360"/>
       </w:pPr>
+      <w:rPr/>
     </w:lvl>
     <w:lvl w:ilvl="2">
       <w:start w:val="1"/>
@@ -3863,6 +3931,7 @@
         </w:tabs>
         <w:ind w:start="1440" w:hanging="360"/>
       </w:pPr>
+      <w:rPr/>
     </w:lvl>
     <w:lvl w:ilvl="3">
       <w:start w:val="1"/>
@@ -3875,6 +3944,7 @@
         </w:tabs>
         <w:ind w:start="1800" w:hanging="360"/>
       </w:pPr>
+      <w:rPr/>
     </w:lvl>
     <w:lvl w:ilvl="4">
       <w:start w:val="1"/>
@@ -3887,6 +3957,7 @@
         </w:tabs>
         <w:ind w:start="2160" w:hanging="360"/>
       </w:pPr>
+      <w:rPr/>
     </w:lvl>
     <w:lvl w:ilvl="5">
       <w:start w:val="1"/>
@@ -3899,6 +3970,7 @@
         </w:tabs>
         <w:ind w:start="2520" w:hanging="360"/>
       </w:pPr>
+      <w:rPr/>
     </w:lvl>
     <w:lvl w:ilvl="6">
       <w:start w:val="1"/>
@@ -3911,6 +3983,7 @@
         </w:tabs>
         <w:ind w:start="2880" w:hanging="360"/>
       </w:pPr>
+      <w:rPr/>
     </w:lvl>
     <w:lvl w:ilvl="7">
       <w:start w:val="1"/>
@@ -3923,6 +3996,7 @@
         </w:tabs>
         <w:ind w:start="3240" w:hanging="360"/>
       </w:pPr>
+      <w:rPr/>
     </w:lvl>
     <w:lvl w:ilvl="8">
       <w:start w:val="1"/>
@@ -3935,6 +4009,7 @@
         </w:tabs>
         <w:ind w:start="3600" w:hanging="360"/>
       </w:pPr>
+      <w:rPr/>
     </w:lvl>
   </w:abstractNum>
   <w:abstractNum w:abstractNumId="4">
@@ -3962,6 +4037,7 @@
         </w:tabs>
         <w:ind w:start="1080" w:hanging="360"/>
       </w:pPr>
+      <w:rPr/>
     </w:lvl>
     <w:lvl w:ilvl="2">
       <w:start w:val="1"/>
@@ -3974,6 +4050,7 @@
         </w:tabs>
         <w:ind w:start="1440" w:hanging="360"/>
       </w:pPr>
+      <w:rPr/>
     </w:lvl>
     <w:lvl w:ilvl="3">
       <w:start w:val="1"/>
@@ -3986,6 +4063,7 @@
         </w:tabs>
         <w:ind w:start="1800" w:hanging="360"/>
       </w:pPr>
+      <w:rPr/>
     </w:lvl>
     <w:lvl w:ilvl="4">
       <w:start w:val="1"/>
@@ -3998,6 +4076,7 @@
         </w:tabs>
         <w:ind w:start="2160" w:hanging="360"/>
       </w:pPr>
+      <w:rPr/>
     </w:lvl>
     <w:lvl w:ilvl="5">
       <w:start w:val="1"/>
@@ -4010,6 +4089,7 @@
         </w:tabs>
         <w:ind w:start="2520" w:hanging="360"/>
       </w:pPr>
+      <w:rPr/>
     </w:lvl>
     <w:lvl w:ilvl="6">
       <w:start w:val="1"/>
@@ -4022,6 +4102,7 @@
         </w:tabs>
         <w:ind w:start="2880" w:hanging="360"/>
       </w:pPr>
+      <w:rPr/>
     </w:lvl>
     <w:lvl w:ilvl="7">
       <w:start w:val="1"/>
@@ -4034,6 +4115,7 @@
         </w:tabs>
         <w:ind w:start="3240" w:hanging="360"/>
       </w:pPr>
+      <w:rPr/>
     </w:lvl>
     <w:lvl w:ilvl="8">
       <w:start w:val="1"/>
@@ -4046,6 +4128,7 @@
         </w:tabs>
         <w:ind w:start="3600" w:hanging="360"/>
       </w:pPr>
+      <w:rPr/>
     </w:lvl>
   </w:abstractNum>
   <w:abstractNum w:abstractNumId="5">
@@ -4073,6 +4156,7 @@
         </w:tabs>
         <w:ind w:start="1080" w:hanging="360"/>
       </w:pPr>
+      <w:rPr/>
     </w:lvl>
     <w:lvl w:ilvl="2">
       <w:start w:val="1"/>
@@ -4085,6 +4169,7 @@
         </w:tabs>
         <w:ind w:start="1440" w:hanging="360"/>
       </w:pPr>
+      <w:rPr/>
     </w:lvl>
     <w:lvl w:ilvl="3">
       <w:start w:val="1"/>
@@ -4097,6 +4182,7 @@
         </w:tabs>
         <w:ind w:start="1800" w:hanging="360"/>
       </w:pPr>
+      <w:rPr/>
     </w:lvl>
     <w:lvl w:ilvl="4">
       <w:start w:val="1"/>
@@ -4109,6 +4195,7 @@
         </w:tabs>
         <w:ind w:start="2160" w:hanging="360"/>
       </w:pPr>
+      <w:rPr/>
     </w:lvl>
     <w:lvl w:ilvl="5">
       <w:start w:val="1"/>
@@ -4121,6 +4208,7 @@
         </w:tabs>
         <w:ind w:start="2520" w:hanging="360"/>
       </w:pPr>
+      <w:rPr/>
     </w:lvl>
     <w:lvl w:ilvl="6">
       <w:start w:val="1"/>
@@ -4133,6 +4221,7 @@
         </w:tabs>
         <w:ind w:start="2880" w:hanging="360"/>
       </w:pPr>
+      <w:rPr/>
     </w:lvl>
     <w:lvl w:ilvl="7">
       <w:start w:val="1"/>
@@ -4145,6 +4234,7 @@
         </w:tabs>
         <w:ind w:start="3240" w:hanging="360"/>
       </w:pPr>
+      <w:rPr/>
     </w:lvl>
     <w:lvl w:ilvl="8">
       <w:start w:val="1"/>
@@ -4157,6 +4247,7 @@
         </w:tabs>
         <w:ind w:start="3600" w:hanging="360"/>
       </w:pPr>
+      <w:rPr/>
     </w:lvl>
   </w:abstractNum>
   <w:abstractNum w:abstractNumId="6">
@@ -4186,6 +4277,7 @@
         </w:tabs>
         <w:ind w:start="1080" w:hanging="360"/>
       </w:pPr>
+      <w:rPr/>
     </w:lvl>
     <w:lvl w:ilvl="2">
       <w:start w:val="1"/>
@@ -4198,6 +4290,7 @@
         </w:tabs>
         <w:ind w:start="1440" w:hanging="360"/>
       </w:pPr>
+      <w:rPr/>
     </w:lvl>
     <w:lvl w:ilvl="3">
       <w:start w:val="1"/>
@@ -4210,6 +4303,7 @@
         </w:tabs>
         <w:ind w:start="1800" w:hanging="360"/>
       </w:pPr>
+      <w:rPr/>
     </w:lvl>
     <w:lvl w:ilvl="4">
       <w:start w:val="1"/>
@@ -4222,6 +4316,7 @@
         </w:tabs>
         <w:ind w:start="2160" w:hanging="360"/>
       </w:pPr>
+      <w:rPr/>
     </w:lvl>
     <w:lvl w:ilvl="5">
       <w:start w:val="1"/>
@@ -4234,6 +4329,7 @@
         </w:tabs>
         <w:ind w:start="2520" w:hanging="360"/>
       </w:pPr>
+      <w:rPr/>
     </w:lvl>
     <w:lvl w:ilvl="6">
       <w:start w:val="1"/>
@@ -4246,6 +4342,7 @@
         </w:tabs>
         <w:ind w:start="2880" w:hanging="360"/>
       </w:pPr>
+      <w:rPr/>
     </w:lvl>
     <w:lvl w:ilvl="7">
       <w:start w:val="1"/>
@@ -4258,6 +4355,7 @@
         </w:tabs>
         <w:ind w:start="3240" w:hanging="360"/>
       </w:pPr>
+      <w:rPr/>
     </w:lvl>
     <w:lvl w:ilvl="8">
       <w:start w:val="1"/>
@@ -4270,6 +4368,7 @@
         </w:tabs>
         <w:ind w:start="3600" w:hanging="360"/>
       </w:pPr>
+      <w:rPr/>
     </w:lvl>
   </w:abstractNum>
   <w:abstractNum w:abstractNumId="7">
@@ -4299,6 +4398,7 @@
         </w:tabs>
         <w:ind w:start="1080" w:hanging="360"/>
       </w:pPr>
+      <w:rPr/>
     </w:lvl>
     <w:lvl w:ilvl="2">
       <w:start w:val="1"/>
@@ -4311,6 +4411,7 @@
         </w:tabs>
         <w:ind w:start="1440" w:hanging="360"/>
       </w:pPr>
+      <w:rPr/>
     </w:lvl>
     <w:lvl w:ilvl="3">
       <w:start w:val="1"/>
@@ -4323,6 +4424,7 @@
         </w:tabs>
         <w:ind w:start="1800" w:hanging="360"/>
       </w:pPr>
+      <w:rPr/>
     </w:lvl>
     <w:lvl w:ilvl="4">
       <w:start w:val="1"/>
@@ -4335,6 +4437,7 @@
         </w:tabs>
         <w:ind w:start="2160" w:hanging="360"/>
       </w:pPr>
+      <w:rPr/>
     </w:lvl>
     <w:lvl w:ilvl="5">
       <w:start w:val="1"/>
@@ -4347,6 +4450,7 @@
         </w:tabs>
         <w:ind w:start="2520" w:hanging="360"/>
       </w:pPr>
+      <w:rPr/>
     </w:lvl>
     <w:lvl w:ilvl="6">
       <w:start w:val="1"/>
@@ -4359,6 +4463,7 @@
         </w:tabs>
         <w:ind w:start="2880" w:hanging="360"/>
       </w:pPr>
+      <w:rPr/>
     </w:lvl>
     <w:lvl w:ilvl="7">
       <w:start w:val="1"/>
@@ -4371,6 +4476,7 @@
         </w:tabs>
         <w:ind w:start="3240" w:hanging="360"/>
       </w:pPr>
+      <w:rPr/>
     </w:lvl>
     <w:lvl w:ilvl="8">
       <w:start w:val="1"/>
@@ -4383,6 +4489,7 @@
         </w:tabs>
         <w:ind w:start="3600" w:hanging="360"/>
       </w:pPr>
+      <w:rPr/>
     </w:lvl>
   </w:abstractNum>
   <w:abstractNum w:abstractNumId="8">
@@ -4412,6 +4519,7 @@
         </w:tabs>
         <w:ind w:start="1080" w:hanging="360"/>
       </w:pPr>
+      <w:rPr/>
     </w:lvl>
     <w:lvl w:ilvl="2">
       <w:start w:val="1"/>
@@ -4424,6 +4532,7 @@
         </w:tabs>
         <w:ind w:start="1440" w:hanging="360"/>
       </w:pPr>
+      <w:rPr/>
     </w:lvl>
     <w:lvl w:ilvl="3">
       <w:start w:val="1"/>
@@ -4436,6 +4545,7 @@
         </w:tabs>
         <w:ind w:start="1800" w:hanging="360"/>
       </w:pPr>
+      <w:rPr/>
     </w:lvl>
     <w:lvl w:ilvl="4">
       <w:start w:val="1"/>
@@ -4448,6 +4558,7 @@
         </w:tabs>
         <w:ind w:start="2160" w:hanging="360"/>
       </w:pPr>
+      <w:rPr/>
     </w:lvl>
     <w:lvl w:ilvl="5">
       <w:start w:val="1"/>
@@ -4460,6 +4571,7 @@
         </w:tabs>
         <w:ind w:start="2520" w:hanging="360"/>
       </w:pPr>
+      <w:rPr/>
     </w:lvl>
     <w:lvl w:ilvl="6">
       <w:start w:val="1"/>
@@ -4472,6 +4584,7 @@
         </w:tabs>
         <w:ind w:start="2880" w:hanging="360"/>
       </w:pPr>
+      <w:rPr/>
     </w:lvl>
     <w:lvl w:ilvl="7">
       <w:start w:val="1"/>
@@ -4484,6 +4597,7 @@
         </w:tabs>
         <w:ind w:start="3240" w:hanging="360"/>
       </w:pPr>
+      <w:rPr/>
     </w:lvl>
     <w:lvl w:ilvl="8">
       <w:start w:val="1"/>
@@ -4496,6 +4610,7 @@
         </w:tabs>
         <w:ind w:start="3600" w:hanging="360"/>
       </w:pPr>
+      <w:rPr/>
     </w:lvl>
   </w:abstractNum>
   <w:abstractNum w:abstractNumId="9">
@@ -4525,6 +4640,7 @@
         </w:tabs>
         <w:ind w:start="1080" w:hanging="360"/>
       </w:pPr>
+      <w:rPr/>
     </w:lvl>
     <w:lvl w:ilvl="2">
       <w:start w:val="1"/>
@@ -4537,6 +4653,7 @@
         </w:tabs>
         <w:ind w:start="1440" w:hanging="360"/>
       </w:pPr>
+      <w:rPr/>
     </w:lvl>
     <w:lvl w:ilvl="3">
       <w:start w:val="1"/>
@@ -4549,6 +4666,7 @@
         </w:tabs>
         <w:ind w:start="1800" w:hanging="360"/>
       </w:pPr>
+      <w:rPr/>
     </w:lvl>
     <w:lvl w:ilvl="4">
       <w:start w:val="1"/>
@@ -4561,6 +4679,7 @@
         </w:tabs>
         <w:ind w:start="2160" w:hanging="360"/>
       </w:pPr>
+      <w:rPr/>
     </w:lvl>
     <w:lvl w:ilvl="5">
       <w:start w:val="1"/>
@@ -4573,6 +4692,7 @@
         </w:tabs>
         <w:ind w:start="2520" w:hanging="360"/>
       </w:pPr>
+      <w:rPr/>
     </w:lvl>
     <w:lvl w:ilvl="6">
       <w:start w:val="1"/>
@@ -4585,6 +4705,7 @@
         </w:tabs>
         <w:ind w:start="2880" w:hanging="360"/>
       </w:pPr>
+      <w:rPr/>
     </w:lvl>
     <w:lvl w:ilvl="7">
       <w:start w:val="1"/>
@@ -4597,6 +4718,7 @@
         </w:tabs>
         <w:ind w:start="3240" w:hanging="360"/>
       </w:pPr>
+      <w:rPr/>
     </w:lvl>
     <w:lvl w:ilvl="8">
       <w:start w:val="1"/>
@@ -4609,6 +4731,7 @@
         </w:tabs>
         <w:ind w:start="3600" w:hanging="360"/>
       </w:pPr>
+      <w:rPr/>
     </w:lvl>
   </w:abstractNum>
   <w:abstractNum w:abstractNumId="10">
@@ -4638,6 +4761,7 @@
         </w:tabs>
         <w:ind w:start="1080" w:hanging="360"/>
       </w:pPr>
+      <w:rPr/>
     </w:lvl>
     <w:lvl w:ilvl="2">
       <w:start w:val="1"/>
@@ -4650,6 +4774,7 @@
         </w:tabs>
         <w:ind w:start="1440" w:hanging="360"/>
       </w:pPr>
+      <w:rPr/>
     </w:lvl>
     <w:lvl w:ilvl="3">
       <w:start w:val="1"/>
@@ -4662,6 +4787,7 @@
         </w:tabs>
         <w:ind w:start="1800" w:hanging="360"/>
       </w:pPr>
+      <w:rPr/>
     </w:lvl>
     <w:lvl w:ilvl="4">
       <w:start w:val="1"/>
@@ -4674,6 +4800,7 @@
         </w:tabs>
         <w:ind w:start="2160" w:hanging="360"/>
       </w:pPr>
+      <w:rPr/>
     </w:lvl>
     <w:lvl w:ilvl="5">
       <w:start w:val="1"/>
@@ -4686,6 +4813,7 @@
         </w:tabs>
         <w:ind w:start="2520" w:hanging="360"/>
       </w:pPr>
+      <w:rPr/>
     </w:lvl>
     <w:lvl w:ilvl="6">
       <w:start w:val="1"/>
@@ -4698,6 +4826,7 @@
         </w:tabs>
         <w:ind w:start="2880" w:hanging="360"/>
       </w:pPr>
+      <w:rPr/>
     </w:lvl>
     <w:lvl w:ilvl="7">
       <w:start w:val="1"/>
@@ -4710,6 +4839,7 @@
         </w:tabs>
         <w:ind w:start="3240" w:hanging="360"/>
       </w:pPr>
+      <w:rPr/>
     </w:lvl>
     <w:lvl w:ilvl="8">
       <w:start w:val="1"/>
@@ -4722,6 +4852,7 @@
         </w:tabs>
         <w:ind w:start="3600" w:hanging="360"/>
       </w:pPr>
+      <w:rPr/>
     </w:lvl>
   </w:abstractNum>
   <w:abstractNum w:abstractNumId="11">
@@ -5023,7 +5154,7 @@
   <w:docDefaults>
     <w:rPrDefault>
       <w:rPr>
-        <w:rFonts w:ascii="Century Gothic" w:hAnsi="Century Gothic" w:eastAsia="メイリオ" w:cs="Arial" w:asciiTheme="minorHAnsi" w:cstheme="minorBidi" w:eastAsiaTheme="minorEastAsia" w:hAnsiTheme="minorHAnsi"/>
+        <w:rFonts w:ascii="Century Gothic" w:hAnsi="Century Gothic" w:eastAsia="" w:cs="" w:asciiTheme="minorHAnsi" w:cstheme="minorBidi" w:eastAsiaTheme="minorEastAsia" w:hAnsiTheme="minorHAnsi"/>
         <w:sz w:val="24"/>
         <w:szCs w:val="24"/>
         <w:lang w:val="es-ES" w:eastAsia="ja-JP" w:bidi="ar-SA"/>
@@ -5419,12 +5550,13 @@
     <w:rsid w:val="00ee4c8d"/>
     <w:pPr>
       <w:widowControl/>
+      <w:suppressAutoHyphens w:val="true"/>
       <w:bidi w:val="0"/>
       <w:spacing w:before="0" w:after="0"/>
       <w:jc w:val="start"/>
     </w:pPr>
     <w:rPr>
-      <w:rFonts w:ascii="Century Gothic" w:hAnsi="Century Gothic" w:eastAsia="メイリオ" w:cs="Arial" w:asciiTheme="minorHAnsi" w:cstheme="minorBidi" w:eastAsiaTheme="minorEastAsia" w:hAnsiTheme="minorHAnsi"/>
+      <w:rFonts w:ascii="Century Gothic" w:hAnsi="Century Gothic" w:eastAsia="" w:cs="" w:asciiTheme="minorHAnsi" w:cstheme="minorBidi" w:eastAsiaTheme="minorEastAsia" w:hAnsiTheme="minorHAnsi"/>
       <w:color w:val="auto"/>
       <w:kern w:val="0"/>
       <w:sz w:val="18"/>
@@ -5447,7 +5579,7 @@
       <w:outlineLvl w:val="0"/>
     </w:pPr>
     <w:rPr>
-      <w:rFonts w:eastAsia="メイリオ" w:cs="Times New Roman" w:cstheme="majorBidi" w:eastAsiaTheme="majorEastAsia"/>
+      <w:rFonts w:eastAsia="" w:cs="" w:cstheme="majorBidi" w:eastAsiaTheme="majorEastAsia"/>
       <w:color w:themeColor="accent1" w:themeShade="bf" w:val="548AB7"/>
       <w:sz w:val="32"/>
       <w:szCs w:val="32"/>
@@ -5471,7 +5603,7 @@
       <w:outlineLvl w:val="1"/>
     </w:pPr>
     <w:rPr>
-      <w:rFonts w:eastAsia="メイリオ" w:cs="Times New Roman" w:cstheme="majorBidi" w:eastAsiaTheme="majorEastAsia"/>
+      <w:rFonts w:eastAsia="" w:cs="" w:cstheme="majorBidi" w:eastAsiaTheme="majorEastAsia"/>
       <w:b/>
       <w:bCs/>
       <w:caps/>
@@ -5494,7 +5626,7 @@
       <w:outlineLvl w:val="2"/>
     </w:pPr>
     <w:rPr>
-      <w:rFonts w:eastAsia="メイリオ" w:cs="Times New Roman" w:cstheme="majorBidi" w:eastAsiaTheme="majorEastAsia"/>
+      <w:rFonts w:eastAsia="" w:cs="" w:cstheme="majorBidi" w:eastAsiaTheme="majorEastAsia"/>
       <w:b/>
       <w:caps/>
       <w:color w:themeColor="accent1" w:themeShade="bf" w:val="548AB7"/>
@@ -5533,7 +5665,7 @@
       <w:outlineLvl w:val="4"/>
     </w:pPr>
     <w:rPr>
-      <w:rFonts w:eastAsia="メイリオ" w:cs="Times New Roman" w:cstheme="majorBidi" w:eastAsiaTheme="majorEastAsia"/>
+      <w:rFonts w:eastAsia="" w:cs="" w:cstheme="majorBidi" w:eastAsiaTheme="majorEastAsia"/>
       <w:color w:themeColor="accent1" w:themeShade="bf" w:val="548AB7"/>
     </w:rPr>
   </w:style>
@@ -5553,7 +5685,7 @@
       <w:outlineLvl w:val="5"/>
     </w:pPr>
     <w:rPr>
-      <w:rFonts w:eastAsia="メイリオ" w:cs="Times New Roman" w:cstheme="majorBidi" w:eastAsiaTheme="majorEastAsia"/>
+      <w:rFonts w:eastAsia="" w:cs="" w:cstheme="majorBidi" w:eastAsiaTheme="majorEastAsia"/>
       <w:color w:themeColor="accent1" w:themeShade="7f" w:val="345C7D"/>
     </w:rPr>
   </w:style>
@@ -5573,7 +5705,7 @@
       <w:outlineLvl w:val="6"/>
     </w:pPr>
     <w:rPr>
-      <w:rFonts w:eastAsia="メイリオ" w:cs="Times New Roman" w:cstheme="majorBidi" w:eastAsiaTheme="majorEastAsia"/>
+      <w:rFonts w:eastAsia="" w:cs="" w:cstheme="majorBidi" w:eastAsiaTheme="majorEastAsia"/>
       <w:i/>
       <w:iCs/>
       <w:color w:themeColor="accent1" w:themeShade="7f" w:val="345C7D"/>
@@ -5595,7 +5727,7 @@
       <w:outlineLvl w:val="7"/>
     </w:pPr>
     <w:rPr>
-      <w:rFonts w:eastAsia="メイリオ" w:cs="Times New Roman" w:cstheme="majorBidi" w:eastAsiaTheme="majorEastAsia"/>
+      <w:rFonts w:eastAsia="" w:cs="" w:cstheme="majorBidi" w:eastAsiaTheme="majorEastAsia"/>
       <w:color w:themeColor="text1" w:themeTint="d8" w:val="272727"/>
       <w:sz w:val="21"/>
       <w:szCs w:val="21"/>
@@ -5617,7 +5749,7 @@
       <w:outlineLvl w:val="8"/>
     </w:pPr>
     <w:rPr>
-      <w:rFonts w:eastAsia="メイリオ" w:cs="Times New Roman" w:cstheme="majorBidi" w:eastAsiaTheme="majorEastAsia"/>
+      <w:rFonts w:eastAsia="" w:cs="" w:cstheme="majorBidi" w:eastAsiaTheme="majorEastAsia"/>
       <w:i/>
       <w:iCs/>
       <w:color w:themeColor="text1" w:themeTint="d8" w:val="272727"/>
@@ -5641,7 +5773,7 @@
     <w:qFormat/>
     <w:rsid w:val="00ee4c8d"/>
     <w:rPr>
-      <w:rFonts w:ascii="Century Gothic" w:hAnsi="Century Gothic" w:eastAsia="メイリオ" w:cs="Times New Roman" w:cstheme="majorBidi" w:eastAsiaTheme="majorEastAsia"/>
+      <w:rFonts w:ascii="Century Gothic" w:hAnsi="Century Gothic" w:eastAsia="" w:cs="" w:cstheme="majorBidi" w:eastAsiaTheme="majorEastAsia"/>
       <w:b/>
       <w:bCs/>
       <w:caps/>
@@ -5685,7 +5817,7 @@
     <w:qFormat/>
     <w:rsid w:val="00ee4c8d"/>
     <w:rPr>
-      <w:rFonts w:ascii="Century Gothic" w:hAnsi="Century Gothic" w:eastAsia="メイリオ" w:cs="Times New Roman" w:cstheme="majorBidi" w:eastAsiaTheme="majorEastAsia"/>
+      <w:rFonts w:ascii="Century Gothic" w:hAnsi="Century Gothic" w:eastAsia="" w:cs="" w:cstheme="majorBidi" w:eastAsiaTheme="majorEastAsia"/>
       <w:color w:themeColor="accent1" w:themeShade="bf" w:val="548AB7"/>
       <w:sz w:val="32"/>
       <w:szCs w:val="32"/>
@@ -5793,7 +5925,7 @@
     <w:qFormat/>
     <w:rsid w:val="00ee4c8d"/>
     <w:rPr>
-      <w:rFonts w:ascii="Century Gothic" w:hAnsi="Century Gothic" w:eastAsia="メイリオ" w:cs="Times New Roman" w:cstheme="majorBidi" w:eastAsiaTheme="majorEastAsia"/>
+      <w:rFonts w:ascii="Century Gothic" w:hAnsi="Century Gothic" w:eastAsia="" w:cs="" w:cstheme="majorBidi" w:eastAsiaTheme="majorEastAsia"/>
       <w:b/>
       <w:caps/>
       <w:color w:themeColor="accent1" w:themeShade="bf" w:val="548AB7"/>
@@ -6034,7 +6166,7 @@
     <w:qFormat/>
     <w:rsid w:val="00ee4c8d"/>
     <w:rPr>
-      <w:rFonts w:ascii="Century Gothic" w:hAnsi="Century Gothic" w:eastAsia="メイリオ" w:cs="Times New Roman" w:cstheme="majorBidi" w:eastAsiaTheme="majorEastAsia"/>
+      <w:rFonts w:ascii="Century Gothic" w:hAnsi="Century Gothic" w:eastAsia="" w:cs="" w:cstheme="majorBidi" w:eastAsiaTheme="majorEastAsia"/>
       <w:shd w:fill="CCCCCC" w:val="clear"/>
     </w:rPr>
   </w:style>
@@ -6052,14 +6184,22 @@
       <w:szCs w:val="20"/>
     </w:rPr>
   </w:style>
-  <w:style w:type="character" w:styleId="EndnoteCharacters">
-    <w:name w:val="Endnote Characters"/>
+  <w:style w:type="character" w:styleId="EndnoteCharactersuser">
+    <w:name w:val="Endnote Characters (user)"/>
     <w:basedOn w:val="DefaultParagraphFont"/>
     <w:uiPriority w:val="99"/>
     <w:semiHidden/>
     <w:unhideWhenUsed/>
     <w:qFormat/>
     <w:rsid w:val="00ee4c8d"/>
+    <w:rPr>
+      <w:rFonts w:ascii="Century Gothic" w:hAnsi="Century Gothic"/>
+      <w:vertAlign w:val="superscript"/>
+    </w:rPr>
+  </w:style>
+  <w:style w:type="character" w:styleId="EndnoteCharacters">
+    <w:name w:val="Endnote Characters"/>
+    <w:qFormat/>
     <w:rPr>
       <w:rFonts w:ascii="Century Gothic" w:hAnsi="Century Gothic"/>
       <w:vertAlign w:val="superscript"/>
@@ -6184,7 +6324,7 @@
     <w:qFormat/>
     <w:rsid w:val="00ee4c8d"/>
     <w:rPr>
-      <w:rFonts w:ascii="Century Gothic" w:hAnsi="Century Gothic" w:eastAsia="メイリオ" w:cs="Times New Roman" w:cstheme="majorBidi" w:eastAsiaTheme="majorEastAsia"/>
+      <w:rFonts w:ascii="Century Gothic" w:hAnsi="Century Gothic" w:eastAsia="" w:cs="" w:cstheme="majorBidi" w:eastAsiaTheme="majorEastAsia"/>
       <w:color w:themeColor="accent1" w:themeShade="bf" w:val="548AB7"/>
       <w:sz w:val="18"/>
       <w:szCs w:val="22"/>
@@ -6199,7 +6339,7 @@
     <w:qFormat/>
     <w:rsid w:val="00ee4c8d"/>
     <w:rPr>
-      <w:rFonts w:ascii="Century Gothic" w:hAnsi="Century Gothic" w:eastAsia="メイリオ" w:cs="Times New Roman" w:cstheme="majorBidi" w:eastAsiaTheme="majorEastAsia"/>
+      <w:rFonts w:ascii="Century Gothic" w:hAnsi="Century Gothic" w:eastAsia="" w:cs="" w:cstheme="majorBidi" w:eastAsiaTheme="majorEastAsia"/>
       <w:color w:themeColor="accent1" w:themeShade="7f" w:val="345C7D"/>
       <w:sz w:val="18"/>
       <w:szCs w:val="22"/>
@@ -6214,7 +6354,7 @@
     <w:qFormat/>
     <w:rsid w:val="00ee4c8d"/>
     <w:rPr>
-      <w:rFonts w:ascii="Century Gothic" w:hAnsi="Century Gothic" w:eastAsia="メイリオ" w:cs="Times New Roman" w:cstheme="majorBidi" w:eastAsiaTheme="majorEastAsia"/>
+      <w:rFonts w:ascii="Century Gothic" w:hAnsi="Century Gothic" w:eastAsia="" w:cs="" w:cstheme="majorBidi" w:eastAsiaTheme="majorEastAsia"/>
       <w:i/>
       <w:iCs/>
       <w:color w:themeColor="accent1" w:themeShade="7f" w:val="345C7D"/>
@@ -6231,7 +6371,7 @@
     <w:qFormat/>
     <w:rsid w:val="00ee4c8d"/>
     <w:rPr>
-      <w:rFonts w:ascii="Century Gothic" w:hAnsi="Century Gothic" w:eastAsia="メイリオ" w:cs="Times New Roman" w:cstheme="majorBidi" w:eastAsiaTheme="majorEastAsia"/>
+      <w:rFonts w:ascii="Century Gothic" w:hAnsi="Century Gothic" w:eastAsia="" w:cs="" w:cstheme="majorBidi" w:eastAsiaTheme="majorEastAsia"/>
       <w:color w:themeColor="text1" w:themeTint="d8" w:val="272727"/>
       <w:sz w:val="21"/>
       <w:szCs w:val="21"/>
@@ -6246,7 +6386,7 @@
     <w:qFormat/>
     <w:rsid w:val="00ee4c8d"/>
     <w:rPr>
-      <w:rFonts w:ascii="Century Gothic" w:hAnsi="Century Gothic" w:eastAsia="メイリオ" w:cs="Times New Roman" w:cstheme="majorBidi" w:eastAsiaTheme="majorEastAsia"/>
+      <w:rFonts w:ascii="Century Gothic" w:hAnsi="Century Gothic" w:eastAsia="" w:cs="" w:cstheme="majorBidi" w:eastAsiaTheme="majorEastAsia"/>
       <w:i/>
       <w:iCs/>
       <w:color w:themeColor="text1" w:themeTint="d8" w:val="272727"/>
@@ -6520,14 +6660,22 @@
       <w:szCs w:val="22"/>
     </w:rPr>
   </w:style>
-  <w:style w:type="character" w:styleId="FootnoteCharacters">
-    <w:name w:val="Footnote Characters"/>
+  <w:style w:type="character" w:styleId="FootnoteCharactersuser">
+    <w:name w:val="Footnote Characters (user)"/>
     <w:basedOn w:val="DefaultParagraphFont"/>
     <w:uiPriority w:val="99"/>
     <w:semiHidden/>
     <w:unhideWhenUsed/>
     <w:qFormat/>
     <w:rsid w:val="00ee4c8d"/>
+    <w:rPr>
+      <w:rFonts w:ascii="Century Gothic" w:hAnsi="Century Gothic"/>
+      <w:vertAlign w:val="superscript"/>
+    </w:rPr>
+  </w:style>
+  <w:style w:type="character" w:styleId="FootnoteCharacters">
+    <w:name w:val="Footnote Characters"/>
+    <w:qFormat/>
     <w:rPr>
       <w:rFonts w:ascii="Century Gothic" w:hAnsi="Century Gothic"/>
       <w:vertAlign w:val="superscript"/>
@@ -6936,7 +7084,7 @@
     <w:rsid w:val="00ee4c8d"/>
     <w:pPr/>
     <w:rPr>
-      <w:rFonts w:eastAsia="メイリオ" w:cs="Times New Roman" w:cstheme="majorBidi" w:eastAsiaTheme="majorEastAsia"/>
+      <w:rFonts w:eastAsia="" w:cs="" w:cstheme="majorBidi" w:eastAsiaTheme="majorEastAsia"/>
       <w:b/>
       <w:bCs/>
     </w:rPr>
@@ -6987,7 +7135,7 @@
       <w:ind w:hanging="1080" w:start="1080"/>
     </w:pPr>
     <w:rPr>
-      <w:rFonts w:eastAsia="メイリオ" w:cs="Times New Roman" w:cstheme="majorBidi" w:eastAsiaTheme="majorEastAsia"/>
+      <w:rFonts w:eastAsia="" w:cs="" w:cstheme="majorBidi" w:eastAsiaTheme="majorEastAsia"/>
       <w:sz w:val="24"/>
       <w:szCs w:val="24"/>
     </w:rPr>
@@ -7339,12 +7487,13 @@
         <w:tab w:val="left" w:pos="3840" w:leader="none"/>
         <w:tab w:val="left" w:pos="4320" w:leader="none"/>
       </w:tabs>
+      <w:suppressAutoHyphens w:val="true"/>
       <w:bidi w:val="0"/>
       <w:spacing w:before="0" w:after="0"/>
       <w:jc w:val="start"/>
     </w:pPr>
     <w:rPr>
-      <w:rFonts w:ascii="Consolas" w:hAnsi="Consolas" w:eastAsia="メイリオ" w:cs="Arial" w:cstheme="minorBidi" w:eastAsiaTheme="minorEastAsia"/>
+      <w:rFonts w:ascii="Consolas" w:hAnsi="Consolas" w:eastAsia="" w:cs="" w:cstheme="minorBidi" w:eastAsiaTheme="minorEastAsia"/>
       <w:color w:val="auto"/>
       <w:kern w:val="0"/>
       <w:sz w:val="20"/>
@@ -7361,7 +7510,7 @@
     <w:rsid w:val="00ee4c8d"/>
     <w:pPr/>
     <w:rPr>
-      <w:rFonts w:eastAsia="メイリオ" w:cs="Times New Roman" w:cstheme="majorBidi" w:eastAsiaTheme="majorEastAsia"/>
+      <w:rFonts w:eastAsia="" w:cs="" w:cstheme="majorBidi" w:eastAsiaTheme="majorEastAsia"/>
       <w:sz w:val="20"/>
       <w:szCs w:val="20"/>
     </w:rPr>
@@ -7405,7 +7554,7 @@
       <w:spacing w:before="120" w:after="0"/>
     </w:pPr>
     <w:rPr>
-      <w:rFonts w:eastAsia="メイリオ" w:cs="Times New Roman" w:cstheme="majorBidi" w:eastAsiaTheme="majorEastAsia"/>
+      <w:rFonts w:eastAsia="" w:cs="" w:cstheme="majorBidi" w:eastAsiaTheme="majorEastAsia"/>
       <w:b/>
       <w:bCs/>
       <w:sz w:val="24"/>
@@ -7488,7 +7637,7 @@
       <w:ind w:start="2880"/>
     </w:pPr>
     <w:rPr>
-      <w:rFonts w:eastAsia="メイリオ" w:cs="Times New Roman" w:cstheme="majorBidi" w:eastAsiaTheme="majorEastAsia"/>
+      <w:rFonts w:eastAsia="" w:cs="" w:cstheme="majorBidi" w:eastAsiaTheme="majorEastAsia"/>
       <w:sz w:val="24"/>
       <w:szCs w:val="24"/>
     </w:rPr>
@@ -7538,12 +7687,13 @@
     <w:rsid w:val="00ee4c8d"/>
     <w:pPr>
       <w:widowControl/>
+      <w:suppressAutoHyphens w:val="true"/>
       <w:bidi w:val="0"/>
       <w:spacing w:before="0" w:after="0"/>
       <w:jc w:val="start"/>
     </w:pPr>
     <w:rPr>
-      <w:rFonts w:ascii="Century Gothic" w:hAnsi="Century Gothic" w:eastAsia="メイリオ" w:cs="Arial" w:asciiTheme="minorHAnsi" w:cstheme="minorBidi" w:eastAsiaTheme="minorEastAsia" w:hAnsiTheme="minorHAnsi"/>
+      <w:rFonts w:ascii="Century Gothic" w:hAnsi="Century Gothic" w:eastAsia="" w:cs="" w:asciiTheme="minorHAnsi" w:cstheme="minorBidi" w:eastAsiaTheme="minorEastAsia" w:hAnsiTheme="minorHAnsi"/>
       <w:color w:val="auto"/>
       <w:kern w:val="0"/>
       <w:sz w:val="18"/>
@@ -7934,6 +8084,13 @@
       <w:sz w:val="20"/>
       <w:szCs w:val="20"/>
     </w:rPr>
+  </w:style>
+  <w:style w:type="paragraph" w:styleId="FrameContentsuser">
+    <w:name w:val="Frame Contents (user)"/>
+    <w:basedOn w:val="Normal"/>
+    <w:qFormat/>
+    <w:pPr/>
+    <w:rPr/>
   </w:style>
   <w:style w:type="paragraph" w:styleId="FrameContents">
     <w:name w:val="Frame Contents"/>
@@ -10158,7 +10315,6 @@
       <w:pPr>
         <w:spacing w:before="0" w:after="0" w:line="240" w:lineRule="auto"/>
       </w:pPr>
-      <w:rPr/>
       <w:tblPr/>
       <w:tcPr>
         <w:tcBorders>
@@ -10297,7 +10453,6 @@
       <w:pPr>
         <w:spacing w:before="0" w:after="0" w:line="240" w:lineRule="auto"/>
       </w:pPr>
-      <w:rPr/>
       <w:tblPr/>
       <w:tcPr>
         <w:tcBorders>
@@ -10436,7 +10591,6 @@
       <w:pPr>
         <w:spacing w:before="0" w:after="0" w:line="240" w:lineRule="auto"/>
       </w:pPr>
-      <w:rPr/>
       <w:tblPr/>
       <w:tcPr>
         <w:tcBorders>
@@ -10575,7 +10729,6 @@
       <w:pPr>
         <w:spacing w:before="0" w:after="0" w:line="240" w:lineRule="auto"/>
       </w:pPr>
-      <w:rPr/>
       <w:tblPr/>
       <w:tcPr>
         <w:tcBorders>
@@ -10714,7 +10867,6 @@
       <w:pPr>
         <w:spacing w:before="0" w:after="0" w:line="240" w:lineRule="auto"/>
       </w:pPr>
-      <w:rPr/>
       <w:tblPr/>
       <w:tcPr>
         <w:tcBorders>
@@ -10853,7 +11005,6 @@
       <w:pPr>
         <w:spacing w:before="0" w:after="0" w:line="240" w:lineRule="auto"/>
       </w:pPr>
-      <w:rPr/>
       <w:tblPr/>
       <w:tcPr>
         <w:tcBorders>
@@ -10992,7 +11143,6 @@
       <w:pPr>
         <w:spacing w:before="0" w:after="0" w:line="240" w:lineRule="auto"/>
       </w:pPr>
-      <w:rPr/>
       <w:tblPr/>
       <w:tcPr>
         <w:tcBorders>
@@ -13364,7 +13514,6 @@
       </w:tcPr>
     </w:tblStylePr>
     <w:tblStylePr w:type="band1Horz">
-      <w:rPr/>
       <w:tblPr/>
       <w:tcPr>
         <w:tcBorders>
@@ -13375,7 +13524,6 @@
       </w:tcPr>
     </w:tblStylePr>
     <w:tblStylePr w:type="band2Horz">
-      <w:rPr/>
       <w:tblPr/>
       <w:tcPr>
         <w:tcBorders>
@@ -13437,7 +13585,6 @@
       </w:tcPr>
     </w:tblStylePr>
     <w:tblStylePr w:type="band1Horz">
-      <w:rPr/>
       <w:tblPr/>
       <w:tcPr>
         <w:tcBorders>
@@ -13448,7 +13595,6 @@
       </w:tcPr>
     </w:tblStylePr>
     <w:tblStylePr w:type="band2Horz">
-      <w:rPr/>
       <w:tblPr/>
       <w:tcPr>
         <w:tcBorders>
@@ -13738,7 +13884,6 @@
       </w:tcPr>
     </w:tblStylePr>
     <w:tblStylePr w:type="band1Horz">
-      <w:rPr/>
       <w:tblPr/>
       <w:tcPr>
         <w:tcBorders>
@@ -13833,7 +13978,6 @@
       </w:tcPr>
     </w:tblStylePr>
     <w:tblStylePr w:type="band1Horz">
-      <w:rPr/>
       <w:tblPr/>
       <w:tcPr>
         <w:tcBorders>
@@ -13884,7 +14028,6 @@
       </w:tcPr>
     </w:tblStylePr>
     <w:tblStylePr w:type="lastRow">
-      <w:rPr/>
       <w:tblPr/>
       <w:tcPr>
         <w:tcBorders>
@@ -13949,7 +14092,6 @@
       <w:shd w:val="clear" w:color="auto" w:fill="auto"/>
     </w:tcPr>
     <w:tblStylePr w:type="firstRow">
-      <w:rPr/>
       <w:tblPr/>
       <w:tcPr>
         <w:tcBorders>
@@ -14008,7 +14150,6 @@
       </w:tcPr>
     </w:tblStylePr>
     <w:tblStylePr w:type="swCell">
-      <w:rPr/>
       <w:tblPr/>
       <w:tcPr>
         <w:tcBorders>
@@ -14025,7 +14166,6 @@
     <w:semiHidden/>
     <w:unhideWhenUsed/>
     <w:rsid w:val="00ee4c8d"/>
-    <w:rPr/>
     <w:tblPr>
       <w:tblBorders>
         <w:top w:val="single" w:color="000000" w:sz="12" w:space="0"/>
@@ -14054,7 +14194,6 @@
       </w:tcPr>
     </w:tblStylePr>
     <w:tblStylePr w:type="lastRow">
-      <w:rPr/>
       <w:tblPr/>
       <w:tcPr>
         <w:tcBorders>
@@ -14114,7 +14253,6 @@
       </w:tcPr>
     </w:tblStylePr>
     <w:tblStylePr w:type="lastRow">
-      <w:rPr/>
       <w:tblPr/>
       <w:tcPr>
         <w:tcBorders>
@@ -14152,7 +14290,6 @@
       </w:tcPr>
     </w:tblStylePr>
     <w:tblStylePr w:type="swCell">
-      <w:rPr/>
       <w:tblPr/>
       <w:tcPr>
         <w:tcBorders>
@@ -14729,7 +14866,6 @@
     <w:semiHidden/>
     <w:unhideWhenUsed/>
     <w:rsid w:val="00ee4c8d"/>
-    <w:rPr/>
     <w:tblPr>
       <w:tblBorders>
         <w:top w:val="single" w:color="008080" w:sz="12" w:space="0"/>
@@ -16652,7 +16788,6 @@
       </w:tcPr>
     </w:tblStylePr>
     <w:tblStylePr w:type="band1Horz">
-      <w:rPr/>
       <w:tblPr/>
       <w:tcPr>
         <w:tcBorders>
@@ -16663,7 +16798,6 @@
       </w:tcPr>
     </w:tblStylePr>
     <w:tblStylePr w:type="band2Horz">
-      <w:rPr/>
       <w:tblPr/>
       <w:tcPr>
         <w:tcBorders>
@@ -23993,14 +24127,12 @@
       </w:tcPr>
     </w:tblStylePr>
     <w:tblStylePr w:type="band1Vert">
-      <w:rPr/>
       <w:tblPr/>
       <w:tcPr>
         <w:shd w:val="pct25" w:color="000000" w:fill="FFFFFF"/>
       </w:tcPr>
     </w:tblStylePr>
     <w:tblStylePr w:type="band2Vert">
-      <w:rPr/>
       <w:tblPr/>
       <w:tcPr>
         <w:shd w:val="pct25" w:color="FFFF00" w:fill="FFFFFF"/>
@@ -24048,7 +24180,6 @@
       <w:tblStyleColBandSize w:val="1"/>
     </w:tblPr>
     <w:tblStylePr w:type="firstRow">
-      <w:rPr/>
       <w:tblPr/>
       <w:tcPr>
         <w:tcBorders>
@@ -24098,14 +24229,12 @@
       </w:tcPr>
     </w:tblStylePr>
     <w:tblStylePr w:type="band1Vert">
-      <w:rPr/>
       <w:tblPr/>
       <w:tcPr>
         <w:shd w:val="pct30" w:color="000000" w:fill="FFFFFF"/>
       </w:tcPr>
     </w:tblStylePr>
     <w:tblStylePr w:type="band2Vert">
-      <w:rPr/>
       <w:tblPr/>
       <w:tcPr>
         <w:shd w:val="pct25" w:color="00FF00" w:fill="FFFFFF"/>
@@ -24160,7 +24289,6 @@
       </w:tblBorders>
     </w:tblPr>
     <w:tblStylePr w:type="firstRow">
-      <w:rPr/>
       <w:tblPr/>
       <w:tcPr>
         <w:tcBorders>
@@ -24211,14 +24339,12 @@
       </w:tcPr>
     </w:tblStylePr>
     <w:tblStylePr w:type="band1Vert">
-      <w:rPr/>
       <w:tblPr/>
       <w:tcPr>
         <w:shd w:val="solid" w:color="C0C0C0" w:fill="FFFFFF"/>
       </w:tcPr>
     </w:tblStylePr>
     <w:tblStylePr w:type="band2Vert">
-      <w:rPr/>
       <w:tblPr/>
       <w:tcPr>
         <w:shd w:val="pct10" w:color="000000" w:fill="FFFFFF"/>
@@ -24249,7 +24375,6 @@
       <w:tblStyleColBandSize w:val="1"/>
     </w:tblPr>
     <w:tblStylePr w:type="firstRow">
-      <w:rPr/>
       <w:tblPr/>
       <w:tcPr>
         <w:tcBorders>
@@ -24286,14 +24411,12 @@
       </w:tcPr>
     </w:tblStylePr>
     <w:tblStylePr w:type="band1Vert">
-      <w:rPr/>
       <w:tblPr/>
       <w:tcPr>
         <w:shd w:val="pct50" w:color="008080" w:fill="FFFFFF"/>
       </w:tcPr>
     </w:tblStylePr>
     <w:tblStylePr w:type="band2Vert">
-      <w:rPr/>
       <w:tblPr/>
       <w:tcPr>
         <w:shd w:val="pct10" w:color="000000" w:fill="FFFFFF"/>
@@ -24373,14 +24496,12 @@
       </w:tcPr>
     </w:tblStylePr>
     <w:tblStylePr w:type="band1Vert">
-      <w:rPr/>
       <w:tblPr/>
       <w:tcPr>
         <w:shd w:val="solid" w:color="C0C0C0" w:fill="FFFFFF"/>
       </w:tcPr>
     </w:tblStylePr>
     <w:tblStylePr w:type="band2Vert">
-      <w:rPr/>
       <w:tblPr/>
     </w:tblStylePr>
   </w:style>
@@ -24909,7 +25030,6 @@
       <w:shd w:val="clear" w:color="auto" w:fill="auto"/>
     </w:tcPr>
     <w:tblStylePr w:type="firstRow">
-      <w:rPr/>
       <w:tblPr/>
       <w:tcPr>
         <w:tcBorders>
@@ -25049,7 +25169,6 @@
       </w:tcPr>
     </w:tblStylePr>
     <w:tblStylePr w:type="lastRow">
-      <w:rPr/>
       <w:tblPr/>
       <w:tcPr>
         <w:tcBorders>
@@ -29776,7 +29895,6 @@
       <w:shd w:val="clear" w:color="auto" w:fill="auto"/>
     </w:tcPr>
     <w:tblStylePr w:type="firstRow">
-      <w:rPr/>
       <w:tblPr/>
       <w:tcPr>
         <w:tcBorders>
@@ -29807,7 +29925,6 @@
       <w:shd w:val="clear" w:color="auto" w:fill="auto"/>
     </w:tcPr>
     <w:tblStylePr w:type="firstRow">
-      <w:rPr/>
       <w:tblPr/>
       <w:tcPr>
         <w:tcBorders>
@@ -29838,7 +29955,6 @@
       <w:shd w:val="clear" w:color="auto" w:fill="auto"/>
     </w:tcPr>
     <w:tblStylePr w:type="firstRow">
-      <w:rPr/>
       <w:tblPr/>
       <w:tcPr>
         <w:tcBorders>
@@ -29940,7 +30056,6 @@
       </w:tcPr>
     </w:tblStylePr>
     <w:tblStylePr w:type="swCell">
-      <w:rPr/>
       <w:tblPr/>
       <w:tcPr>
         <w:tcBorders>
@@ -30072,14 +30187,12 @@
       </w:tcPr>
     </w:tblStylePr>
     <w:tblStylePr w:type="band1Vert">
-      <w:rPr/>
       <w:tblPr/>
       <w:tcPr>
         <w:shd w:val="solid" w:color="C0C0C0" w:fill="FFFFFF"/>
       </w:tcPr>
     </w:tblStylePr>
     <w:tblStylePr w:type="band2Vert">
-      <w:rPr/>
       <w:tblPr/>
       <w:tcPr>
         <w:shd w:val="pct50" w:color="C0C0C0" w:fill="FFFFFF"/>
